--- a/skillswap report.docx
+++ b/skillswap report.docx
@@ -8472,17 +8472,6 @@
     </w:p>
     <w:p>
       <w:pPr>
-        <w:spacing w:before="100" w:beforeAutospacing="1" w:after="100" w:afterAutospacing="1" w:line="240" w:lineRule="auto"/>
-        <w:ind w:left="720"/>
-        <w:rPr>
-          <w:rFonts w:ascii="Times New Roman" w:eastAsia="Times New Roman" w:hAnsi="Times New Roman" w:cs="Times New Roman"/>
-          <w:sz w:val="24"/>
-          <w:szCs w:val="24"/>
-        </w:rPr>
-      </w:pPr>
-    </w:p>
-    <w:p>
-      <w:pPr>
         <w:spacing w:after="0" w:line="240" w:lineRule="auto"/>
         <w:rPr>
           <w:rFonts w:ascii="Times New Roman" w:eastAsia="Times New Roman" w:hAnsi="Times New Roman" w:cs="Times New Roman"/>
@@ -8490,6 +8479,219 @@
           <w:szCs w:val="24"/>
         </w:rPr>
       </w:pPr>
+      <w:r>
+        <w:rPr>
+          <w:noProof/>
+        </w:rPr>
+        <w:drawing>
+          <wp:inline distT="0" distB="0" distL="0" distR="0" wp14:anchorId="1B2E6B84" wp14:editId="3C8E1DC0">
+            <wp:extent cx="5943600" cy="2306320"/>
+            <wp:effectExtent l="0" t="0" r="0" b="0"/>
+            <wp:docPr id="7" name="Image 7"/>
+            <wp:cNvGraphicFramePr>
+              <a:graphicFrameLocks xmlns:a="http://schemas.openxmlformats.org/drawingml/2006/main" noChangeAspect="1"/>
+            </wp:cNvGraphicFramePr>
+            <a:graphic xmlns:a="http://schemas.openxmlformats.org/drawingml/2006/main">
+              <a:graphicData uri="http://schemas.openxmlformats.org/drawingml/2006/picture">
+                <pic:pic xmlns:pic="http://schemas.openxmlformats.org/drawingml/2006/picture">
+                  <pic:nvPicPr>
+                    <pic:cNvPr id="0" name=""/>
+                    <pic:cNvPicPr/>
+                  </pic:nvPicPr>
+                  <pic:blipFill>
+                    <a:blip r:embed="rId7"/>
+                    <a:stretch>
+                      <a:fillRect/>
+                    </a:stretch>
+                  </pic:blipFill>
+                  <pic:spPr>
+                    <a:xfrm>
+                      <a:off x="0" y="0"/>
+                      <a:ext cx="5943600" cy="2306320"/>
+                    </a:xfrm>
+                    <a:prstGeom prst="rect">
+                      <a:avLst/>
+                    </a:prstGeom>
+                  </pic:spPr>
+                </pic:pic>
+              </a:graphicData>
+            </a:graphic>
+          </wp:inline>
+        </w:drawing>
+      </w:r>
+    </w:p>
+    <w:p>
+      <w:pPr>
+        <w:spacing w:before="100" w:beforeAutospacing="1" w:after="100" w:afterAutospacing="1" w:line="240" w:lineRule="auto"/>
+        <w:outlineLvl w:val="1"/>
+        <w:rPr>
+          <w:rFonts w:ascii="Times New Roman" w:eastAsia="Times New Roman" w:hAnsi="Times New Roman" w:cs="Times New Roman"/>
+          <w:bCs/>
+          <w:sz w:val="24"/>
+          <w:szCs w:val="24"/>
+        </w:rPr>
+      </w:pPr>
+      <w:r>
+        <w:rPr>
+          <w:rFonts w:ascii="Times New Roman" w:eastAsia="Times New Roman" w:hAnsi="Times New Roman" w:cs="Times New Roman"/>
+          <w:bCs/>
+          <w:sz w:val="24"/>
+          <w:szCs w:val="24"/>
+        </w:rPr>
+        <w:lastRenderedPageBreak/>
+        <w:t>Project management was demonstrated through the</w:t>
+      </w:r>
+      <w:r>
+        <w:rPr>
+          <w:rFonts w:ascii="Times New Roman" w:eastAsia="Times New Roman" w:hAnsi="Times New Roman" w:cs="Times New Roman"/>
+          <w:bCs/>
+          <w:sz w:val="24"/>
+          <w:szCs w:val="24"/>
+        </w:rPr>
+        <w:t xml:space="preserve"> adoption of Scrum methodology. </w:t>
+      </w:r>
+      <w:r>
+        <w:rPr>
+          <w:rFonts w:ascii="Times New Roman" w:eastAsia="Times New Roman" w:hAnsi="Times New Roman" w:cs="Times New Roman"/>
+          <w:bCs/>
+          <w:sz w:val="24"/>
+          <w:szCs w:val="24"/>
+        </w:rPr>
+        <w:t>The team maintained a prioritized Product Ba</w:t>
+      </w:r>
+      <w:r>
+        <w:rPr>
+          <w:rFonts w:ascii="Times New Roman" w:eastAsia="Times New Roman" w:hAnsi="Times New Roman" w:cs="Times New Roman"/>
+          <w:bCs/>
+          <w:sz w:val="24"/>
+          <w:szCs w:val="24"/>
+        </w:rPr>
+        <w:t xml:space="preserve">cklog, defined Sprint Backlogs, </w:t>
+      </w:r>
+      <w:r>
+        <w:rPr>
+          <w:rFonts w:ascii="Times New Roman" w:eastAsia="Times New Roman" w:hAnsi="Times New Roman" w:cs="Times New Roman"/>
+          <w:bCs/>
+          <w:sz w:val="24"/>
+          <w:szCs w:val="24"/>
+        </w:rPr>
+        <w:t>conducted daily stand-up meetings, held sprint reviews, and p</w:t>
+      </w:r>
+      <w:r>
+        <w:rPr>
+          <w:rFonts w:ascii="Times New Roman" w:eastAsia="Times New Roman" w:hAnsi="Times New Roman" w:cs="Times New Roman"/>
+          <w:bCs/>
+          <w:sz w:val="24"/>
+          <w:szCs w:val="24"/>
+        </w:rPr>
+        <w:t xml:space="preserve">erformed sprint retrospectives. </w:t>
+      </w:r>
+      <w:r>
+        <w:rPr>
+          <w:rFonts w:ascii="Times New Roman" w:eastAsia="Times New Roman" w:hAnsi="Times New Roman" w:cs="Times New Roman"/>
+          <w:bCs/>
+          <w:sz w:val="24"/>
+          <w:szCs w:val="24"/>
+        </w:rPr>
+        <w:t>Roles and responsibilities were clearly defined, and progress was tracked through sprin</w:t>
+      </w:r>
+      <w:r>
+        <w:rPr>
+          <w:rFonts w:ascii="Times New Roman" w:eastAsia="Times New Roman" w:hAnsi="Times New Roman" w:cs="Times New Roman"/>
+          <w:bCs/>
+          <w:sz w:val="24"/>
+          <w:szCs w:val="24"/>
+        </w:rPr>
+        <w:t xml:space="preserve">t goals, </w:t>
+      </w:r>
+      <w:r>
+        <w:rPr>
+          <w:rFonts w:ascii="Times New Roman" w:eastAsia="Times New Roman" w:hAnsi="Times New Roman" w:cs="Times New Roman"/>
+          <w:bCs/>
+          <w:sz w:val="24"/>
+          <w:szCs w:val="24"/>
+        </w:rPr>
+        <w:t>task completio</w:t>
+      </w:r>
+      <w:r>
+        <w:rPr>
+          <w:rFonts w:ascii="Times New Roman" w:eastAsia="Times New Roman" w:hAnsi="Times New Roman" w:cs="Times New Roman"/>
+          <w:bCs/>
+          <w:sz w:val="24"/>
+          <w:szCs w:val="24"/>
+        </w:rPr>
+        <w:t xml:space="preserve">n, and version control history. </w:t>
+      </w:r>
+      <w:r>
+        <w:rPr>
+          <w:rFonts w:ascii="Times New Roman" w:eastAsia="Times New Roman" w:hAnsi="Times New Roman" w:cs="Times New Roman"/>
+          <w:bCs/>
+          <w:sz w:val="24"/>
+          <w:szCs w:val="24"/>
+        </w:rPr>
+        <w:t>These practices provided sufficient evidence of effective project management</w:t>
+      </w:r>
+      <w:r>
+        <w:rPr>
+          <w:rFonts w:ascii="Times New Roman" w:eastAsia="Times New Roman" w:hAnsi="Times New Roman" w:cs="Times New Roman"/>
+          <w:bCs/>
+          <w:sz w:val="24"/>
+          <w:szCs w:val="24"/>
+        </w:rPr>
+        <w:t xml:space="preserve"> with the help of </w:t>
+      </w:r>
+      <w:proofErr w:type="spellStart"/>
+      <w:r>
+        <w:rPr>
+          <w:rFonts w:ascii="Times New Roman" w:eastAsia="Times New Roman" w:hAnsi="Times New Roman" w:cs="Times New Roman"/>
+          <w:bCs/>
+          <w:sz w:val="24"/>
+          <w:szCs w:val="24"/>
+        </w:rPr>
+        <w:t>trello</w:t>
+      </w:r>
+      <w:proofErr w:type="spellEnd"/>
+      <w:r>
+        <w:rPr>
+          <w:rFonts w:ascii="Times New Roman" w:eastAsia="Times New Roman" w:hAnsi="Times New Roman" w:cs="Times New Roman"/>
+          <w:bCs/>
+          <w:sz w:val="24"/>
+          <w:szCs w:val="24"/>
+        </w:rPr>
+        <w:t>.</w:t>
+      </w:r>
+    </w:p>
+    <w:p>
+      <w:pPr>
+        <w:spacing w:before="100" w:beforeAutospacing="1" w:after="100" w:afterAutospacing="1" w:line="240" w:lineRule="auto"/>
+        <w:outlineLvl w:val="1"/>
+        <w:rPr>
+          <w:rFonts w:ascii="Times New Roman" w:eastAsia="Times New Roman" w:hAnsi="Times New Roman" w:cs="Times New Roman"/>
+          <w:b/>
+          <w:bCs/>
+          <w:sz w:val="24"/>
+          <w:szCs w:val="24"/>
+        </w:rPr>
+      </w:pPr>
+      <w:r>
+        <w:rPr>
+          <w:rFonts w:ascii="Times New Roman" w:eastAsia="Times New Roman" w:hAnsi="Times New Roman" w:cs="Times New Roman"/>
+          <w:bCs/>
+          <w:sz w:val="24"/>
+          <w:szCs w:val="24"/>
+        </w:rPr>
+        <w:t xml:space="preserve">Trello link project management: </w:t>
+      </w:r>
+      <w:r>
+        <w:rPr>
+          <w:rFonts w:ascii="Times New Roman" w:eastAsia="Times New Roman" w:hAnsi="Times New Roman" w:cs="Times New Roman"/>
+          <w:b/>
+          <w:bCs/>
+          <w:sz w:val="24"/>
+          <w:szCs w:val="24"/>
+        </w:rPr>
+        <w:t>https://trello.com/w/projectmanagementskillprof/home</w:t>
+      </w:r>
     </w:p>
     <w:p>
       <w:pPr>
@@ -8503,9 +8705,11 @@
           <w:szCs w:val="44"/>
         </w:rPr>
       </w:pPr>
-      <w:bookmarkStart w:id="0" w:name="_GoBack"/>
-      <w:bookmarkEnd w:id="0"/>
-      <w:r>
+    </w:p>
+    <w:p>
+      <w:pPr>
+        <w:spacing w:before="100" w:beforeAutospacing="1" w:after="100" w:afterAutospacing="1" w:line="240" w:lineRule="auto"/>
+        <w:outlineLvl w:val="1"/>
         <w:rPr>
           <w:rFonts w:ascii="Times New Roman" w:eastAsia="Times New Roman" w:hAnsi="Times New Roman" w:cs="Times New Roman"/>
           <w:b/>
@@ -8513,6 +8717,15 @@
           <w:sz w:val="44"/>
           <w:szCs w:val="44"/>
         </w:rPr>
+      </w:pPr>
+      <w:r>
+        <w:rPr>
+          <w:rFonts w:ascii="Times New Roman" w:eastAsia="Times New Roman" w:hAnsi="Times New Roman" w:cs="Times New Roman"/>
+          <w:b/>
+          <w:bCs/>
+          <w:sz w:val="44"/>
+          <w:szCs w:val="44"/>
+        </w:rPr>
         <w:t>CHAPTER 3: DESIGN &amp; ARCHITECTURE</w:t>
       </w:r>
     </w:p>
@@ -8600,7 +8813,6 @@
           <w:sz w:val="24"/>
           <w:szCs w:val="24"/>
         </w:rPr>
-        <w:lastRenderedPageBreak/>
         <w:t>Color Palette:</w:t>
       </w:r>
     </w:p>
@@ -8829,6 +9041,7 @@
           <w:sz w:val="36"/>
           <w:szCs w:val="36"/>
         </w:rPr>
+        <w:lastRenderedPageBreak/>
         <w:t>3.1.2 Wireframes and Mockups (</w:t>
       </w:r>
       <w:proofErr w:type="spellStart"/>
@@ -8877,7 +9090,7 @@
                     </pic:cNvPicPr>
                   </pic:nvPicPr>
                   <pic:blipFill>
-                    <a:blip r:embed="rId7">
+                    <a:blip r:embed="rId8">
                       <a:extLst>
                         <a:ext uri="{28A0092B-C50C-407E-A947-70E740481C1C}">
                           <a14:useLocalDpi xmlns:a14="http://schemas.microsoft.com/office/drawing/2010/main" val="0"/>
@@ -8930,7 +9143,7 @@
                     </pic:cNvPicPr>
                   </pic:nvPicPr>
                   <pic:blipFill>
-                    <a:blip r:embed="rId8">
+                    <a:blip r:embed="rId9">
                       <a:extLst>
                         <a:ext uri="{28A0092B-C50C-407E-A947-70E740481C1C}">
                           <a14:useLocalDpi xmlns:a14="http://schemas.microsoft.com/office/drawing/2010/main" val="0"/>
@@ -8984,7 +9197,7 @@
                     </pic:cNvPicPr>
                   </pic:nvPicPr>
                   <pic:blipFill>
-                    <a:blip r:embed="rId9">
+                    <a:blip r:embed="rId10">
                       <a:extLst>
                         <a:ext uri="{28A0092B-C50C-407E-A947-70E740481C1C}">
                           <a14:useLocalDpi xmlns:a14="http://schemas.microsoft.com/office/drawing/2010/main" val="0"/>
@@ -9037,7 +9250,7 @@
                     </pic:cNvPicPr>
                   </pic:nvPicPr>
                   <pic:blipFill>
-                    <a:blip r:embed="rId10">
+                    <a:blip r:embed="rId11">
                       <a:extLst>
                         <a:ext uri="{28A0092B-C50C-407E-A947-70E740481C1C}">
                           <a14:useLocalDpi xmlns:a14="http://schemas.microsoft.com/office/drawing/2010/main" val="0"/>
@@ -9090,7 +9303,7 @@
                     </pic:cNvPicPr>
                   </pic:nvPicPr>
                   <pic:blipFill>
-                    <a:blip r:embed="rId11">
+                    <a:blip r:embed="rId12">
                       <a:extLst>
                         <a:ext uri="{28A0092B-C50C-407E-A947-70E740481C1C}">
                           <a14:useLocalDpi xmlns:a14="http://schemas.microsoft.com/office/drawing/2010/main" val="0"/>
@@ -9144,7 +9357,7 @@
                     </pic:cNvPicPr>
                   </pic:nvPicPr>
                   <pic:blipFill>
-                    <a:blip r:embed="rId12">
+                    <a:blip r:embed="rId13">
                       <a:extLst>
                         <a:ext uri="{28A0092B-C50C-407E-A947-70E740481C1C}">
                           <a14:useLocalDpi xmlns:a14="http://schemas.microsoft.com/office/drawing/2010/main" val="0"/>
@@ -9197,7 +9410,7 @@
                     </pic:cNvPicPr>
                   </pic:nvPicPr>
                   <pic:blipFill>
-                    <a:blip r:embed="rId13">
+                    <a:blip r:embed="rId14">
                       <a:extLst>
                         <a:ext uri="{28A0092B-C50C-407E-A947-70E740481C1C}">
                           <a14:useLocalDpi xmlns:a14="http://schemas.microsoft.com/office/drawing/2010/main" val="0"/>
@@ -9251,7 +9464,7 @@
                     </pic:cNvPicPr>
                   </pic:nvPicPr>
                   <pic:blipFill>
-                    <a:blip r:embed="rId14">
+                    <a:blip r:embed="rId15">
                       <a:extLst>
                         <a:ext uri="{28A0092B-C50C-407E-A947-70E740481C1C}">
                           <a14:useLocalDpi xmlns:a14="http://schemas.microsoft.com/office/drawing/2010/main" val="0"/>
@@ -9281,6 +9494,58 @@
             </a:graphic>
           </wp:inline>
         </w:drawing>
+      </w:r>
+    </w:p>
+    <w:p>
+      <w:pPr>
+        <w:spacing w:before="100" w:beforeAutospacing="1" w:after="100" w:afterAutospacing="1" w:line="240" w:lineRule="auto"/>
+        <w:outlineLvl w:val="2"/>
+        <w:rPr>
+          <w:rFonts w:ascii="Times New Roman" w:eastAsia="Times New Roman" w:hAnsi="Times New Roman" w:cs="Times New Roman"/>
+          <w:bCs/>
+          <w:sz w:val="16"/>
+          <w:szCs w:val="16"/>
+        </w:rPr>
+      </w:pPr>
+      <w:r>
+        <w:rPr>
+          <w:rFonts w:ascii="Times New Roman" w:eastAsia="Times New Roman" w:hAnsi="Times New Roman" w:cs="Times New Roman"/>
+          <w:bCs/>
+          <w:sz w:val="16"/>
+          <w:szCs w:val="16"/>
+        </w:rPr>
+        <w:t xml:space="preserve">FIGMA </w:t>
+      </w:r>
+      <w:proofErr w:type="gramStart"/>
+      <w:r>
+        <w:rPr>
+          <w:rFonts w:ascii="Times New Roman" w:eastAsia="Times New Roman" w:hAnsi="Times New Roman" w:cs="Times New Roman"/>
+          <w:bCs/>
+          <w:sz w:val="16"/>
+          <w:szCs w:val="16"/>
+        </w:rPr>
+        <w:t>LINK</w:t>
+      </w:r>
+      <w:bookmarkStart w:id="0" w:name="_GoBack"/>
+      <w:bookmarkEnd w:id="0"/>
+      <w:r>
+        <w:rPr>
+          <w:rFonts w:ascii="Times New Roman" w:eastAsia="Times New Roman" w:hAnsi="Times New Roman" w:cs="Times New Roman"/>
+          <w:bCs/>
+          <w:sz w:val="16"/>
+          <w:szCs w:val="16"/>
+        </w:rPr>
+        <w:t xml:space="preserve">  :</w:t>
+      </w:r>
+      <w:proofErr w:type="gramEnd"/>
+      <w:r>
+        <w:rPr>
+          <w:rFonts w:ascii="Times New Roman" w:eastAsia="Times New Roman" w:hAnsi="Times New Roman" w:cs="Times New Roman"/>
+          <w:bCs/>
+          <w:sz w:val="16"/>
+          <w:szCs w:val="16"/>
+        </w:rPr>
+        <w:t xml:space="preserve">     https://www.figma.com/design/gPYawyBATZlHXbSAhF5bnD/skill-swap?node-id=0-1&amp;t=bna9HEU1SBu0s8gd-1</w:t>
       </w:r>
     </w:p>
     <w:p>
@@ -9842,6 +10107,7 @@
               </w:rPr>
             </w:pPr>
             <w:r>
+              <w:lastRenderedPageBreak/>
               <w:t>Course viewing</w:t>
             </w:r>
           </w:p>
@@ -9901,7 +10167,6 @@
               </w:rPr>
             </w:pPr>
             <w:r>
-              <w:lastRenderedPageBreak/>
               <w:t>Payments</w:t>
             </w:r>
           </w:p>
@@ -10698,6 +10963,7 @@
           <w:sz w:val="24"/>
           <w:szCs w:val="24"/>
         </w:rPr>
+        <w:lastRenderedPageBreak/>
         <w:t>Content Upload UI</w:t>
       </w:r>
     </w:p>
@@ -10740,7 +11006,6 @@
           <w:sz w:val="24"/>
           <w:szCs w:val="24"/>
         </w:rPr>
-        <w:lastRenderedPageBreak/>
         <w:t>Capture user input</w:t>
       </w:r>
     </w:p>
@@ -11780,6 +12045,7 @@
           <w:sz w:val="24"/>
           <w:szCs w:val="24"/>
         </w:rPr>
+        <w:lastRenderedPageBreak/>
         <w:t>4. Event-Driven Communication Layer</w:t>
       </w:r>
     </w:p>
@@ -11836,7 +12102,6 @@
           <w:sz w:val="24"/>
           <w:szCs w:val="24"/>
         </w:rPr>
-        <w:lastRenderedPageBreak/>
         <w:t>Examples of Events:</w:t>
       </w:r>
     </w:p>
@@ -12529,6 +12794,7 @@
           <w:sz w:val="24"/>
           <w:szCs w:val="24"/>
         </w:rPr>
+        <w:lastRenderedPageBreak/>
         <w:t>Services:</w:t>
       </w:r>
     </w:p>
@@ -12583,7 +12849,6 @@
           <w:sz w:val="24"/>
           <w:szCs w:val="24"/>
         </w:rPr>
-        <w:lastRenderedPageBreak/>
         <w:t>User Service (profiles, student/tutor roles)</w:t>
       </w:r>
     </w:p>
@@ -13158,6 +13423,7 @@
           <w:sz w:val="24"/>
           <w:szCs w:val="24"/>
         </w:rPr>
+        <w:lastRenderedPageBreak/>
         <w:t xml:space="preserve">Overall, this architecture ensures </w:t>
       </w:r>
       <w:r>
@@ -13247,7 +13513,7 @@
                     </pic:cNvPicPr>
                   </pic:nvPicPr>
                   <pic:blipFill>
-                    <a:blip r:embed="rId15">
+                    <a:blip r:embed="rId16">
                       <a:extLst>
                         <a:ext uri="{28A0092B-C50C-407E-A947-70E740481C1C}">
                           <a14:useLocalDpi xmlns:a14="http://schemas.microsoft.com/office/drawing/2010/main" val="0"/>
@@ -13545,6 +13811,7 @@
         <w:pStyle w:val="font-claude-response-body"/>
       </w:pPr>
       <w:r>
+        <w:lastRenderedPageBreak/>
         <w:t xml:space="preserve">✅ </w:t>
       </w:r>
       <w:r>
@@ -13592,7 +13859,6 @@
           <w:sz w:val="24"/>
           <w:szCs w:val="24"/>
         </w:rPr>
-        <w:lastRenderedPageBreak/>
         <w:t>Can replace services independently (e.g., swap AI provider)</w:t>
       </w:r>
     </w:p>
@@ -14135,6 +14401,7 @@
           <w:sz w:val="24"/>
           <w:szCs w:val="24"/>
         </w:rPr>
+        <w:lastRenderedPageBreak/>
         <w:t>Heavy dependence on Firebase ecosystem</w:t>
       </w:r>
     </w:p>
@@ -14175,7 +14442,6 @@
           <w:sz w:val="24"/>
           <w:szCs w:val="24"/>
         </w:rPr>
-        <w:lastRenderedPageBreak/>
         <w:t>Mitigation: Use abstraction layers (Repository pattern)</w:t>
       </w:r>
     </w:p>
@@ -14593,7 +14859,7 @@
                     </pic:cNvPicPr>
                   </pic:nvPicPr>
                   <pic:blipFill>
-                    <a:blip r:embed="rId16" cstate="print">
+                    <a:blip r:embed="rId17" cstate="print">
                       <a:extLst>
                         <a:ext uri="{28A0092B-C50C-407E-A947-70E740481C1C}">
                           <a14:useLocalDpi xmlns:a14="http://schemas.microsoft.com/office/drawing/2010/main" val="0"/>
@@ -14686,7 +14952,7 @@
                     </pic:cNvPicPr>
                   </pic:nvPicPr>
                   <pic:blipFill>
-                    <a:blip r:embed="rId17" cstate="print">
+                    <a:blip r:embed="rId18" cstate="print">
                       <a:extLst>
                         <a:ext uri="{28A0092B-C50C-407E-A947-70E740481C1C}">
                           <a14:useLocalDpi xmlns:a14="http://schemas.microsoft.com/office/drawing/2010/main" val="0"/>
@@ -14780,7 +15046,7 @@
                     </pic:cNvPicPr>
                   </pic:nvPicPr>
                   <pic:blipFill>
-                    <a:blip r:embed="rId18" cstate="print">
+                    <a:blip r:embed="rId19" cstate="print">
                       <a:extLst>
                         <a:ext uri="{28A0092B-C50C-407E-A947-70E740481C1C}">
                           <a14:useLocalDpi xmlns:a14="http://schemas.microsoft.com/office/drawing/2010/main" val="0"/>
@@ -14868,7 +15134,7 @@
                     </pic:cNvPicPr>
                   </pic:nvPicPr>
                   <pic:blipFill>
-                    <a:blip r:embed="rId19" cstate="print">
+                    <a:blip r:embed="rId20" cstate="print">
                       <a:extLst>
                         <a:ext uri="{28A0092B-C50C-407E-A947-70E740481C1C}">
                           <a14:useLocalDpi xmlns:a14="http://schemas.microsoft.com/office/drawing/2010/main" val="0"/>
@@ -16446,7 +16712,7 @@
                     </pic:cNvPicPr>
                   </pic:nvPicPr>
                   <pic:blipFill>
-                    <a:blip r:embed="rId20">
+                    <a:blip r:embed="rId21">
                       <a:extLst>
                         <a:ext uri="{28A0092B-C50C-407E-A947-70E740481C1C}">
                           <a14:useLocalDpi xmlns:a14="http://schemas.microsoft.com/office/drawing/2010/main" val="0"/>
@@ -16937,7 +17203,7 @@
                     </pic:cNvPicPr>
                   </pic:nvPicPr>
                   <pic:blipFill>
-                    <a:blip r:embed="rId21" cstate="print">
+                    <a:blip r:embed="rId22" cstate="print">
                       <a:extLst>
                         <a:ext uri="{28A0092B-C50C-407E-A947-70E740481C1C}">
                           <a14:useLocalDpi xmlns:a14="http://schemas.microsoft.com/office/drawing/2010/main" val="0"/>
@@ -17144,7 +17410,7 @@
                     </pic:cNvPicPr>
                   </pic:nvPicPr>
                   <pic:blipFill>
-                    <a:blip r:embed="rId16" cstate="print">
+                    <a:blip r:embed="rId17" cstate="print">
                       <a:extLst>
                         <a:ext uri="{28A0092B-C50C-407E-A947-70E740481C1C}">
                           <a14:useLocalDpi xmlns:a14="http://schemas.microsoft.com/office/drawing/2010/main" val="0"/>
@@ -17213,7 +17479,7 @@
                     </pic:cNvPicPr>
                   </pic:nvPicPr>
                   <pic:blipFill>
-                    <a:blip r:embed="rId17" cstate="print">
+                    <a:blip r:embed="rId18" cstate="print">
                       <a:extLst>
                         <a:ext uri="{28A0092B-C50C-407E-A947-70E740481C1C}">
                           <a14:useLocalDpi xmlns:a14="http://schemas.microsoft.com/office/drawing/2010/main" val="0"/>
@@ -17283,7 +17549,7 @@
                     </pic:cNvPicPr>
                   </pic:nvPicPr>
                   <pic:blipFill>
-                    <a:blip r:embed="rId18" cstate="print">
+                    <a:blip r:embed="rId19" cstate="print">
                       <a:extLst>
                         <a:ext uri="{28A0092B-C50C-407E-A947-70E740481C1C}">
                           <a14:useLocalDpi xmlns:a14="http://schemas.microsoft.com/office/drawing/2010/main" val="0"/>
@@ -17352,7 +17618,7 @@
                     </pic:cNvPicPr>
                   </pic:nvPicPr>
                   <pic:blipFill>
-                    <a:blip r:embed="rId19" cstate="print">
+                    <a:blip r:embed="rId20" cstate="print">
                       <a:extLst>
                         <a:ext uri="{28A0092B-C50C-407E-A947-70E740481C1C}">
                           <a14:useLocalDpi xmlns:a14="http://schemas.microsoft.com/office/drawing/2010/main" val="0"/>
@@ -17464,7 +17730,7 @@
                     </pic:cNvPicPr>
                   </pic:nvPicPr>
                   <pic:blipFill>
-                    <a:blip r:embed="rId22" cstate="print">
+                    <a:blip r:embed="rId23" cstate="print">
                       <a:extLst>
                         <a:ext uri="{28A0092B-C50C-407E-A947-70E740481C1C}">
                           <a14:useLocalDpi xmlns:a14="http://schemas.microsoft.com/office/drawing/2010/main" val="0"/>
@@ -17550,7 +17816,7 @@
                     </pic:cNvPicPr>
                   </pic:nvPicPr>
                   <pic:blipFill>
-                    <a:blip r:embed="rId23">
+                    <a:blip r:embed="rId24">
                       <a:extLst>
                         <a:ext uri="{28A0092B-C50C-407E-A947-70E740481C1C}">
                           <a14:useLocalDpi xmlns:a14="http://schemas.microsoft.com/office/drawing/2010/main" val="0"/>
@@ -17697,7 +17963,7 @@
                     </pic:cNvPicPr>
                   </pic:nvPicPr>
                   <pic:blipFill>
-                    <a:blip r:embed="rId24" cstate="print">
+                    <a:blip r:embed="rId25" cstate="print">
                       <a:extLst>
                         <a:ext uri="{28A0092B-C50C-407E-A947-70E740481C1C}">
                           <a14:useLocalDpi xmlns:a14="http://schemas.microsoft.com/office/drawing/2010/main" val="0"/>

--- a/skillswap report.docx
+++ b/skillswap report.docx
@@ -714,7 +714,7 @@
         </w:rPr>
         <w:t xml:space="preserve"> </w:t>
       </w:r>
-      <w:hyperlink r:id="rId6" w:history="1">
+      <w:hyperlink r:id="rId7" w:history="1">
         <w:r>
           <w:rPr>
             <w:rFonts w:ascii="Times New Roman" w:eastAsia="Times New Roman" w:hAnsi="Times New Roman" w:cs="Times New Roman"/>
@@ -837,7 +837,23 @@
           <w:sz w:val="24"/>
           <w:szCs w:val="24"/>
         </w:rPr>
-        <w:t xml:space="preserve"> is a Flutter mobile platform enabling students to teach and learn skills from peers. Features include onboarding, authentication, </w:t>
+        <w:t xml:space="preserve"> is a </w:t>
+      </w:r>
+      <w:r>
+        <w:rPr>
+          <w:rFonts w:ascii="Times New Roman" w:eastAsia="Times New Roman" w:hAnsi="Times New Roman" w:cs="Times New Roman"/>
+          <w:sz w:val="24"/>
+          <w:szCs w:val="24"/>
+        </w:rPr>
+        <w:t xml:space="preserve">React native </w:t>
+      </w:r>
+      <w:r>
+        <w:rPr>
+          <w:rFonts w:ascii="Times New Roman" w:eastAsia="Times New Roman" w:hAnsi="Times New Roman" w:cs="Times New Roman"/>
+          <w:sz w:val="24"/>
+          <w:szCs w:val="24"/>
+        </w:rPr>
+        <w:t xml:space="preserve">mobile platform enabling students to teach and learn skills from peers. Features include onboarding, authentication, </w:t>
       </w:r>
       <w:proofErr w:type="gramStart"/>
       <w:r>
@@ -855,7 +871,23 @@
           <w:sz w:val="24"/>
           <w:szCs w:val="24"/>
         </w:rPr>
-        <w:t xml:space="preserve"> with categories, skill discovery, course enrollment, messaging, payment integration, profile management, and content upload. Built with Firebase </w:t>
+        <w:t xml:space="preserve"> with categories, skill discovery, course enrollment, messaging, payment integration, profile management, and content upload. Built with </w:t>
+      </w:r>
+      <w:r>
+        <w:rPr>
+          <w:rFonts w:ascii="Times New Roman" w:eastAsia="Times New Roman" w:hAnsi="Times New Roman" w:cs="Times New Roman"/>
+          <w:sz w:val="24"/>
+          <w:szCs w:val="24"/>
+        </w:rPr>
+        <w:t>PostgreSQL</w:t>
+      </w:r>
+      <w:r>
+        <w:rPr>
+          <w:rFonts w:ascii="Times New Roman" w:eastAsia="Times New Roman" w:hAnsi="Times New Roman" w:cs="Times New Roman"/>
+          <w:sz w:val="24"/>
+          <w:szCs w:val="24"/>
+        </w:rPr>
+        <w:t xml:space="preserve"> </w:t>
       </w:r>
       <w:proofErr w:type="spellStart"/>
       <w:r>
@@ -873,8 +905,26 @@
           <w:sz w:val="24"/>
           <w:szCs w:val="24"/>
         </w:rPr>
-        <w:t xml:space="preserve"> architecture and implementing clean architecture patterns (Repository, Singleton, Factory, Observer), the platform ensures scalable, maintainable peer learning.</w:t>
-      </w:r>
+        <w:t xml:space="preserve"> </w:t>
+      </w:r>
+      <w:proofErr w:type="gramStart"/>
+      <w:r>
+        <w:rPr>
+          <w:rFonts w:ascii="Times New Roman" w:eastAsia="Times New Roman" w:hAnsi="Times New Roman" w:cs="Times New Roman"/>
+          <w:sz w:val="24"/>
+          <w:szCs w:val="24"/>
+        </w:rPr>
+        <w:t xml:space="preserve">architecture </w:t>
+      </w:r>
+      <w:r>
+        <w:rPr>
+          <w:rFonts w:ascii="Times New Roman" w:eastAsia="Times New Roman" w:hAnsi="Times New Roman" w:cs="Times New Roman"/>
+          <w:sz w:val="24"/>
+          <w:szCs w:val="24"/>
+        </w:rPr>
+        <w:t>.</w:t>
+      </w:r>
+      <w:proofErr w:type="gramEnd"/>
     </w:p>
     <w:p>
       <w:pPr>
@@ -1212,25 +1262,25 @@
           <w:sz w:val="36"/>
           <w:szCs w:val="36"/>
         </w:rPr>
+        <w:t>1.2 Problem Statement</w:t>
+      </w:r>
+    </w:p>
+    <w:p>
+      <w:pPr>
+        <w:spacing w:before="100" w:beforeAutospacing="1" w:after="100" w:afterAutospacing="1" w:line="240" w:lineRule="auto"/>
+        <w:rPr>
+          <w:rFonts w:ascii="Times New Roman" w:eastAsia="Times New Roman" w:hAnsi="Times New Roman" w:cs="Times New Roman"/>
+          <w:sz w:val="24"/>
+          <w:szCs w:val="24"/>
+        </w:rPr>
+      </w:pPr>
+      <w:r>
+        <w:rPr>
+          <w:rFonts w:ascii="Times New Roman" w:eastAsia="Times New Roman" w:hAnsi="Times New Roman" w:cs="Times New Roman"/>
+          <w:sz w:val="24"/>
+          <w:szCs w:val="24"/>
+        </w:rPr>
         <w:lastRenderedPageBreak/>
-        <w:t>1.2 Problem Statement</w:t>
-      </w:r>
-    </w:p>
-    <w:p>
-      <w:pPr>
-        <w:spacing w:before="100" w:beforeAutospacing="1" w:after="100" w:afterAutospacing="1" w:line="240" w:lineRule="auto"/>
-        <w:rPr>
-          <w:rFonts w:ascii="Times New Roman" w:eastAsia="Times New Roman" w:hAnsi="Times New Roman" w:cs="Times New Roman"/>
-          <w:sz w:val="24"/>
-          <w:szCs w:val="24"/>
-        </w:rPr>
-      </w:pPr>
-      <w:r>
-        <w:rPr>
-          <w:rFonts w:ascii="Times New Roman" w:eastAsia="Times New Roman" w:hAnsi="Times New Roman" w:cs="Times New Roman"/>
-          <w:sz w:val="24"/>
-          <w:szCs w:val="24"/>
-        </w:rPr>
         <w:t>Students face expensive courses, unverified teachers, limited payment options, and poo</w:t>
       </w:r>
       <w:r>
@@ -1936,34 +1986,42 @@
           <w:sz w:val="24"/>
           <w:szCs w:val="24"/>
         </w:rPr>
+        <w:t>AI-Powered Verification:</w:t>
+      </w:r>
+      <w:r>
+        <w:rPr>
+          <w:rFonts w:ascii="Times New Roman" w:hAnsi="Times New Roman" w:cs="Times New Roman"/>
+          <w:sz w:val="24"/>
+          <w:szCs w:val="24"/>
+        </w:rPr>
+        <w:t xml:space="preserve"> Unlike traditional platforms that rely solely on credential uploads, </w:t>
+      </w:r>
+      <w:proofErr w:type="spellStart"/>
+      <w:r>
+        <w:rPr>
+          <w:rFonts w:ascii="Times New Roman" w:hAnsi="Times New Roman" w:cs="Times New Roman"/>
+          <w:sz w:val="24"/>
+          <w:szCs w:val="24"/>
+        </w:rPr>
+        <w:t>SkillProf</w:t>
+      </w:r>
+      <w:proofErr w:type="spellEnd"/>
+      <w:r>
+        <w:rPr>
+          <w:rFonts w:ascii="Times New Roman" w:hAnsi="Times New Roman" w:cs="Times New Roman"/>
+          <w:sz w:val="24"/>
+          <w:szCs w:val="24"/>
+        </w:rPr>
+        <w:t xml:space="preserve"> incorporates AI-generated examinations that assess practical </w:t>
+      </w:r>
+      <w:r>
+        <w:rPr>
+          <w:rFonts w:ascii="Times New Roman" w:hAnsi="Times New Roman" w:cs="Times New Roman"/>
+          <w:sz w:val="24"/>
+          <w:szCs w:val="24"/>
+        </w:rPr>
         <w:lastRenderedPageBreak/>
-        <w:t>AI-Powered Verification:</w:t>
-      </w:r>
-      <w:r>
-        <w:rPr>
-          <w:rFonts w:ascii="Times New Roman" w:hAnsi="Times New Roman" w:cs="Times New Roman"/>
-          <w:sz w:val="24"/>
-          <w:szCs w:val="24"/>
-        </w:rPr>
-        <w:t xml:space="preserve"> Unlike traditional platforms that rely solely on credential uploads, </w:t>
-      </w:r>
-      <w:proofErr w:type="spellStart"/>
-      <w:r>
-        <w:rPr>
-          <w:rFonts w:ascii="Times New Roman" w:hAnsi="Times New Roman" w:cs="Times New Roman"/>
-          <w:sz w:val="24"/>
-          <w:szCs w:val="24"/>
-        </w:rPr>
-        <w:t>SkillProf</w:t>
-      </w:r>
-      <w:proofErr w:type="spellEnd"/>
-      <w:r>
-        <w:rPr>
-          <w:rFonts w:ascii="Times New Roman" w:hAnsi="Times New Roman" w:cs="Times New Roman"/>
-          <w:sz w:val="24"/>
-          <w:szCs w:val="24"/>
-        </w:rPr>
-        <w:t xml:space="preserve"> incorporates AI-generated examinations that assess practical knowledge and competency, providing an accessible alternative for users without formal certifications.</w:t>
+        <w:t>knowledge and competency, providing an accessible alternative for users without formal certifications.</w:t>
       </w:r>
     </w:p>
     <w:p>
@@ -2554,7 +2612,6 @@
           <w:sz w:val="36"/>
           <w:szCs w:val="36"/>
         </w:rPr>
-        <w:lastRenderedPageBreak/>
         <w:t>2.2</w:t>
       </w:r>
       <w:r>
@@ -2599,6 +2656,7 @@
           <w:sz w:val="24"/>
           <w:szCs w:val="24"/>
         </w:rPr>
+        <w:lastRenderedPageBreak/>
         <w:t>Reviewed the product backlog priorities</w:t>
       </w:r>
     </w:p>
@@ -3474,29 +3532,29 @@
           <w:sz w:val="36"/>
           <w:szCs w:val="36"/>
         </w:rPr>
+        <w:t>2.2.3 Sprint Reviews and Retrospectives</w:t>
+      </w:r>
+    </w:p>
+    <w:p>
+      <w:pPr>
+        <w:pStyle w:val="font-claude-response-body"/>
+      </w:pPr>
+      <w:r>
+        <w:rPr>
+          <w:rStyle w:val="lev"/>
+        </w:rPr>
+        <w:t>Sprint Review (Last day of sprint):</w:t>
+      </w:r>
+    </w:p>
+    <w:p>
+      <w:pPr>
+        <w:pStyle w:val="font-claude-response-body"/>
+      </w:pPr>
+      <w:r>
+        <w:rPr>
+          <w:rStyle w:val="lev"/>
+        </w:rPr>
         <w:lastRenderedPageBreak/>
-        <w:t>2.2.3 Sprint Reviews and Retrospectives</w:t>
-      </w:r>
-    </w:p>
-    <w:p>
-      <w:pPr>
-        <w:pStyle w:val="font-claude-response-body"/>
-      </w:pPr>
-      <w:r>
-        <w:rPr>
-          <w:rStyle w:val="lev"/>
-        </w:rPr>
-        <w:t>Sprint Review (Last day of sprint):</w:t>
-      </w:r>
-    </w:p>
-    <w:p>
-      <w:pPr>
-        <w:pStyle w:val="font-claude-response-body"/>
-      </w:pPr>
-      <w:r>
-        <w:rPr>
-          <w:rStyle w:val="lev"/>
-        </w:rPr>
         <w:t>Objectives:</w:t>
       </w:r>
     </w:p>
@@ -4016,7 +4074,6 @@
         <w:rPr>
           <w:rStyle w:val="lev"/>
         </w:rPr>
-        <w:lastRenderedPageBreak/>
         <w:t>Sprint 3 Retrospective:</w:t>
       </w:r>
     </w:p>
@@ -4172,10 +4229,10 @@
       </w:tblPr>
       <w:tblGrid>
         <w:gridCol w:w="908"/>
-        <w:gridCol w:w="2280"/>
+        <w:gridCol w:w="4880"/>
         <w:gridCol w:w="721"/>
         <w:gridCol w:w="734"/>
-        <w:gridCol w:w="3848"/>
+        <w:gridCol w:w="2227"/>
       </w:tblGrid>
       <w:tr>
         <w:trPr>
@@ -4380,12 +4437,7 @@
               </w:rPr>
             </w:pPr>
             <w:r>
-              <w:rPr>
-                <w:rFonts w:ascii="Times New Roman" w:eastAsia="Times New Roman" w:hAnsi="Times New Roman" w:cs="Times New Roman"/>
-                <w:sz w:val="24"/>
-                <w:szCs w:val="24"/>
-              </w:rPr>
-              <w:t>Onboarding flow</w:t>
+              <w:t>As a new user, I want to see onboarding screens when I first launch the app, so that I can understand the platform's purpose and features</w:t>
             </w:r>
           </w:p>
         </w:tc>
@@ -4512,12 +4564,7 @@
               </w:rPr>
             </w:pPr>
             <w:r>
-              <w:rPr>
-                <w:rFonts w:ascii="Times New Roman" w:eastAsia="Times New Roman" w:hAnsi="Times New Roman" w:cs="Times New Roman"/>
-                <w:sz w:val="24"/>
-                <w:szCs w:val="24"/>
-              </w:rPr>
-              <w:t>Account type selection</w:t>
+              <w:t>As a new user, I want to select my account type (Student or Tutor), so that I receive a personalized experience based on my role</w:t>
             </w:r>
           </w:p>
         </w:tc>
@@ -4644,12 +4691,7 @@
               </w:rPr>
             </w:pPr>
             <w:r>
-              <w:rPr>
-                <w:rFonts w:ascii="Times New Roman" w:eastAsia="Times New Roman" w:hAnsi="Times New Roman" w:cs="Times New Roman"/>
-                <w:sz w:val="24"/>
-                <w:szCs w:val="24"/>
-              </w:rPr>
-              <w:t>Sign up/Sign in</w:t>
+              <w:t>As a new user, I want to sign up and sign in to the platform, so that I can access personalized features and saved data</w:t>
             </w:r>
           </w:p>
         </w:tc>
@@ -4776,12 +4818,7 @@
               </w:rPr>
             </w:pPr>
             <w:r>
-              <w:rPr>
-                <w:rFonts w:ascii="Times New Roman" w:eastAsia="Times New Roman" w:hAnsi="Times New Roman" w:cs="Times New Roman"/>
-                <w:sz w:val="24"/>
-                <w:szCs w:val="24"/>
-              </w:rPr>
-              <w:t>Password recovery</w:t>
+              <w:t>As a user who forgot my password, I want to recover my account using a verification code, so that I can regain access to my account</w:t>
             </w:r>
           </w:p>
         </w:tc>
@@ -4908,12 +4945,7 @@
               </w:rPr>
             </w:pPr>
             <w:r>
-              <w:rPr>
-                <w:rFonts w:ascii="Times New Roman" w:eastAsia="Times New Roman" w:hAnsi="Times New Roman" w:cs="Times New Roman"/>
-                <w:sz w:val="24"/>
-                <w:szCs w:val="24"/>
-              </w:rPr>
-              <w:t>Dashboard</w:t>
+              <w:t>As a logged-in user, I want to see a dashboard tailored to my role (Student/Tutor), so that I can easily navigate to relevant features</w:t>
             </w:r>
           </w:p>
         </w:tc>
@@ -5040,12 +5072,7 @@
               </w:rPr>
             </w:pPr>
             <w:r>
-              <w:rPr>
-                <w:rFonts w:ascii="Times New Roman" w:eastAsia="Times New Roman" w:hAnsi="Times New Roman" w:cs="Times New Roman"/>
-                <w:sz w:val="24"/>
-                <w:szCs w:val="24"/>
-              </w:rPr>
-              <w:t>Skill discovery</w:t>
+              <w:t>As a student, I want to discover available skills and courses, so that I can find learning opportunities that match my interests</w:t>
             </w:r>
           </w:p>
         </w:tc>
@@ -5172,12 +5199,7 @@
               </w:rPr>
             </w:pPr>
             <w:r>
-              <w:rPr>
-                <w:rFonts w:ascii="Times New Roman" w:eastAsia="Times New Roman" w:hAnsi="Times New Roman" w:cs="Times New Roman"/>
-                <w:sz w:val="24"/>
-                <w:szCs w:val="24"/>
-              </w:rPr>
-              <w:t>Course details</w:t>
+              <w:t>As a student, I want to view detailed course information including outline and pricing, so that I can make informed enrollment decisions</w:t>
             </w:r>
           </w:p>
         </w:tc>
@@ -5304,12 +5326,7 @@
               </w:rPr>
             </w:pPr>
             <w:r>
-              <w:rPr>
-                <w:rFonts w:ascii="Times New Roman" w:eastAsia="Times New Roman" w:hAnsi="Times New Roman" w:cs="Times New Roman"/>
-                <w:sz w:val="24"/>
-                <w:szCs w:val="24"/>
-              </w:rPr>
-              <w:t>Payment integration</w:t>
+              <w:t>As a student, I want to pay for courses using MTN or Orange Mobile Money, so that I can enroll using my preferred local payment method</w:t>
             </w:r>
           </w:p>
         </w:tc>
@@ -5436,12 +5453,7 @@
               </w:rPr>
             </w:pPr>
             <w:r>
-              <w:rPr>
-                <w:rFonts w:ascii="Times New Roman" w:eastAsia="Times New Roman" w:hAnsi="Times New Roman" w:cs="Times New Roman"/>
-                <w:sz w:val="24"/>
-                <w:szCs w:val="24"/>
-              </w:rPr>
-              <w:t>Messaging</w:t>
+              <w:t>As a user, I want to send and receive messages with other users, so that I can communicate with tutors/students in real-time</w:t>
             </w:r>
           </w:p>
         </w:tc>
@@ -5568,12 +5580,7 @@
               </w:rPr>
             </w:pPr>
             <w:r>
-              <w:rPr>
-                <w:rFonts w:ascii="Times New Roman" w:eastAsia="Times New Roman" w:hAnsi="Times New Roman" w:cs="Times New Roman"/>
-                <w:sz w:val="24"/>
-                <w:szCs w:val="24"/>
-              </w:rPr>
-              <w:t>Profile management</w:t>
+              <w:t>As a user, I want to view and edit my profile information, so that I can keep my account details up to date</w:t>
             </w:r>
           </w:p>
         </w:tc>
@@ -5700,12 +5707,7 @@
               </w:rPr>
             </w:pPr>
             <w:r>
-              <w:rPr>
-                <w:rFonts w:ascii="Times New Roman" w:eastAsia="Times New Roman" w:hAnsi="Times New Roman" w:cs="Times New Roman"/>
-                <w:sz w:val="24"/>
-                <w:szCs w:val="24"/>
-              </w:rPr>
-              <w:t>Content upload</w:t>
+              <w:t>As a tutor, I want to upload lessons in PDF or video format, so that I can share educational content with students</w:t>
             </w:r>
           </w:p>
         </w:tc>
@@ -5832,12 +5834,7 @@
               </w:rPr>
             </w:pPr>
             <w:r>
-              <w:rPr>
-                <w:rFonts w:ascii="Times New Roman" w:eastAsia="Times New Roman" w:hAnsi="Times New Roman" w:cs="Times New Roman"/>
-                <w:sz w:val="24"/>
-                <w:szCs w:val="24"/>
-              </w:rPr>
-              <w:t>Notifications</w:t>
+              <w:t>As a user, I want to manage my notification preferences, so that I only receive alerts relevant to me</w:t>
             </w:r>
           </w:p>
         </w:tc>
@@ -5964,36 +5961,36 @@
               </w:rPr>
             </w:pPr>
             <w:r>
+              <w:t xml:space="preserve">As a user, I want to discover and read blog articles, so </w:t>
+            </w:r>
+            <w:r>
+              <w:lastRenderedPageBreak/>
+              <w:t>that I can learn tips and insights about skills and learning</w:t>
+            </w:r>
+          </w:p>
+        </w:tc>
+        <w:tc>
+          <w:tcPr>
+            <w:tcW w:w="0" w:type="auto"/>
+            <w:vAlign w:val="center"/>
+            <w:hideMark/>
+          </w:tcPr>
+          <w:p>
+            <w:pPr>
+              <w:spacing w:after="0" w:line="240" w:lineRule="auto"/>
               <w:rPr>
                 <w:rFonts w:ascii="Times New Roman" w:eastAsia="Times New Roman" w:hAnsi="Times New Roman" w:cs="Times New Roman"/>
                 <w:sz w:val="24"/>
                 <w:szCs w:val="24"/>
               </w:rPr>
-              <w:t>Blog discovery</w:t>
-            </w:r>
-          </w:p>
-        </w:tc>
-        <w:tc>
-          <w:tcPr>
-            <w:tcW w:w="0" w:type="auto"/>
-            <w:vAlign w:val="center"/>
-            <w:hideMark/>
-          </w:tcPr>
-          <w:p>
-            <w:pPr>
-              <w:spacing w:after="0" w:line="240" w:lineRule="auto"/>
+            </w:pPr>
+            <w:r>
               <w:rPr>
                 <w:rFonts w:ascii="Times New Roman" w:eastAsia="Times New Roman" w:hAnsi="Times New Roman" w:cs="Times New Roman"/>
                 <w:sz w:val="24"/>
                 <w:szCs w:val="24"/>
               </w:rPr>
-            </w:pPr>
-            <w:r>
-              <w:rPr>
-                <w:rFonts w:ascii="Times New Roman" w:eastAsia="Times New Roman" w:hAnsi="Times New Roman" w:cs="Times New Roman"/>
-                <w:sz w:val="24"/>
-                <w:szCs w:val="24"/>
-              </w:rPr>
+              <w:lastRenderedPageBreak/>
               <w:t>3</w:t>
             </w:r>
           </w:p>
@@ -6076,6 +6073,7 @@
                 <w:sz w:val="24"/>
                 <w:szCs w:val="24"/>
               </w:rPr>
+              <w:lastRenderedPageBreak/>
               <w:t>P2</w:t>
             </w:r>
           </w:p>
@@ -6096,12 +6094,7 @@
               </w:rPr>
             </w:pPr>
             <w:r>
-              <w:rPr>
-                <w:rFonts w:ascii="Times New Roman" w:eastAsia="Times New Roman" w:hAnsi="Times New Roman" w:cs="Times New Roman"/>
-                <w:sz w:val="24"/>
-                <w:szCs w:val="24"/>
-              </w:rPr>
-              <w:t>Filters &amp; Search</w:t>
+              <w:t>As a student, I want to filter and search for courses, so that I can quickly find specific skills I want to learn</w:t>
             </w:r>
           </w:p>
         </w:tc>
@@ -6507,7 +6500,6 @@
                 <w:sz w:val="24"/>
                 <w:szCs w:val="24"/>
               </w:rPr>
-              <w:lastRenderedPageBreak/>
               <w:t>P0</w:t>
             </w:r>
           </w:p>
@@ -7161,6 +7153,7 @@
                 <w:sz w:val="24"/>
                 <w:szCs w:val="24"/>
               </w:rPr>
+              <w:lastRenderedPageBreak/>
               <w:t>P0</w:t>
             </w:r>
           </w:p>
@@ -7644,7 +7637,6 @@
                 <w:sz w:val="24"/>
                 <w:szCs w:val="24"/>
               </w:rPr>
-              <w:lastRenderedPageBreak/>
               <w:t>P1</w:t>
             </w:r>
           </w:p>
@@ -8182,7 +8174,23 @@
           <w:sz w:val="24"/>
           <w:szCs w:val="24"/>
         </w:rPr>
-        <w:t xml:space="preserve"> VS Code, Android Studio, Firebase Console, </w:t>
+        <w:t xml:space="preserve"> VS Code, Android Studio, </w:t>
+      </w:r>
+      <w:r>
+        <w:rPr>
+          <w:rFonts w:ascii="Times New Roman" w:eastAsia="Times New Roman" w:hAnsi="Times New Roman" w:cs="Times New Roman"/>
+          <w:sz w:val="24"/>
+          <w:szCs w:val="24"/>
+        </w:rPr>
+        <w:t>PostgreSQL</w:t>
+      </w:r>
+      <w:r>
+        <w:rPr>
+          <w:rFonts w:ascii="Times New Roman" w:eastAsia="Times New Roman" w:hAnsi="Times New Roman" w:cs="Times New Roman"/>
+          <w:sz w:val="24"/>
+          <w:szCs w:val="24"/>
+        </w:rPr>
+        <w:t xml:space="preserve">, </w:t>
       </w:r>
       <w:proofErr w:type="spellStart"/>
       <w:r>
@@ -8244,7 +8252,15 @@
           <w:sz w:val="24"/>
           <w:szCs w:val="24"/>
         </w:rPr>
-        <w:t xml:space="preserve"> Flutter test, Firebase Emulator</w:t>
+        <w:t xml:space="preserve"> </w:t>
+      </w:r>
+      <w:r>
+        <w:rPr>
+          <w:rFonts w:ascii="Times New Roman" w:eastAsia="Times New Roman" w:hAnsi="Times New Roman" w:cs="Times New Roman"/>
+          <w:sz w:val="24"/>
+          <w:szCs w:val="24"/>
+        </w:rPr>
+        <w:t>AI</w:t>
       </w:r>
     </w:p>
     <w:p>
@@ -8345,6 +8361,7 @@
           <w:sz w:val="24"/>
           <w:szCs w:val="24"/>
         </w:rPr>
+        <w:lastRenderedPageBreak/>
         <w:t>Multi-role UI:</w:t>
       </w:r>
       <w:r>
@@ -8499,7 +8516,7 @@
                     <pic:cNvPicPr/>
                   </pic:nvPicPr>
                   <pic:blipFill>
-                    <a:blip r:embed="rId7"/>
+                    <a:blip r:embed="rId8"/>
                     <a:stretch>
                       <a:fillRect/>
                     </a:stretch>
@@ -8538,7 +8555,6 @@
           <w:sz w:val="24"/>
           <w:szCs w:val="24"/>
         </w:rPr>
-        <w:lastRenderedPageBreak/>
         <w:t>Project management was demonstrated through the</w:t>
       </w:r>
       <w:r>
@@ -8949,6 +8965,7 @@
           <w:sz w:val="24"/>
           <w:szCs w:val="24"/>
         </w:rPr>
+        <w:lastRenderedPageBreak/>
         <w:t xml:space="preserve">Success: </w:t>
       </w:r>
       <w:r>
@@ -9041,7 +9058,6 @@
           <w:sz w:val="36"/>
           <w:szCs w:val="36"/>
         </w:rPr>
-        <w:lastRenderedPageBreak/>
         <w:t>3.1.2 Wireframes and Mockups (</w:t>
       </w:r>
       <w:proofErr w:type="spellStart"/>
@@ -9090,7 +9106,7 @@
                     </pic:cNvPicPr>
                   </pic:nvPicPr>
                   <pic:blipFill>
-                    <a:blip r:embed="rId8">
+                    <a:blip r:embed="rId9">
                       <a:extLst>
                         <a:ext uri="{28A0092B-C50C-407E-A947-70E740481C1C}">
                           <a14:useLocalDpi xmlns:a14="http://schemas.microsoft.com/office/drawing/2010/main" val="0"/>
@@ -9143,7 +9159,7 @@
                     </pic:cNvPicPr>
                   </pic:nvPicPr>
                   <pic:blipFill>
-                    <a:blip r:embed="rId9">
+                    <a:blip r:embed="rId10">
                       <a:extLst>
                         <a:ext uri="{28A0092B-C50C-407E-A947-70E740481C1C}">
                           <a14:useLocalDpi xmlns:a14="http://schemas.microsoft.com/office/drawing/2010/main" val="0"/>
@@ -9197,7 +9213,7 @@
                     </pic:cNvPicPr>
                   </pic:nvPicPr>
                   <pic:blipFill>
-                    <a:blip r:embed="rId10">
+                    <a:blip r:embed="rId11">
                       <a:extLst>
                         <a:ext uri="{28A0092B-C50C-407E-A947-70E740481C1C}">
                           <a14:useLocalDpi xmlns:a14="http://schemas.microsoft.com/office/drawing/2010/main" val="0"/>
@@ -9250,7 +9266,7 @@
                     </pic:cNvPicPr>
                   </pic:nvPicPr>
                   <pic:blipFill>
-                    <a:blip r:embed="rId11">
+                    <a:blip r:embed="rId12">
                       <a:extLst>
                         <a:ext uri="{28A0092B-C50C-407E-A947-70E740481C1C}">
                           <a14:useLocalDpi xmlns:a14="http://schemas.microsoft.com/office/drawing/2010/main" val="0"/>
@@ -9303,7 +9319,7 @@
                     </pic:cNvPicPr>
                   </pic:nvPicPr>
                   <pic:blipFill>
-                    <a:blip r:embed="rId12">
+                    <a:blip r:embed="rId13">
                       <a:extLst>
                         <a:ext uri="{28A0092B-C50C-407E-A947-70E740481C1C}">
                           <a14:useLocalDpi xmlns:a14="http://schemas.microsoft.com/office/drawing/2010/main" val="0"/>
@@ -9357,7 +9373,7 @@
                     </pic:cNvPicPr>
                   </pic:nvPicPr>
                   <pic:blipFill>
-                    <a:blip r:embed="rId13">
+                    <a:blip r:embed="rId14">
                       <a:extLst>
                         <a:ext uri="{28A0092B-C50C-407E-A947-70E740481C1C}">
                           <a14:useLocalDpi xmlns:a14="http://schemas.microsoft.com/office/drawing/2010/main" val="0"/>
@@ -9410,7 +9426,7 @@
                     </pic:cNvPicPr>
                   </pic:nvPicPr>
                   <pic:blipFill>
-                    <a:blip r:embed="rId14">
+                    <a:blip r:embed="rId15">
                       <a:extLst>
                         <a:ext uri="{28A0092B-C50C-407E-A947-70E740481C1C}">
                           <a14:useLocalDpi xmlns:a14="http://schemas.microsoft.com/office/drawing/2010/main" val="0"/>
@@ -9464,7 +9480,7 @@
                     </pic:cNvPicPr>
                   </pic:nvPicPr>
                   <pic:blipFill>
-                    <a:blip r:embed="rId15">
+                    <a:blip r:embed="rId16">
                       <a:extLst>
                         <a:ext uri="{28A0092B-C50C-407E-A947-70E740481C1C}">
                           <a14:useLocalDpi xmlns:a14="http://schemas.microsoft.com/office/drawing/2010/main" val="0"/>
@@ -9526,8 +9542,6 @@
         </w:rPr>
         <w:t>LINK</w:t>
       </w:r>
-      <w:bookmarkStart w:id="0" w:name="_GoBack"/>
-      <w:bookmarkEnd w:id="0"/>
       <w:r>
         <w:rPr>
           <w:rFonts w:ascii="Times New Roman" w:eastAsia="Times New Roman" w:hAnsi="Times New Roman" w:cs="Times New Roman"/>
@@ -10660,7 +10674,37 @@
           <w:sz w:val="24"/>
           <w:szCs w:val="24"/>
         </w:rPr>
-        <w:t xml:space="preserve"> Architecture using Firebase as a Backend-as-a-Service (BaaS)</w:t>
+        <w:t xml:space="preserve"> Architecture using </w:t>
+      </w:r>
+      <w:r>
+        <w:rPr>
+          <w:rFonts w:ascii="Times New Roman" w:eastAsia="Times New Roman" w:hAnsi="Times New Roman" w:cs="Times New Roman"/>
+          <w:b/>
+          <w:bCs/>
+          <w:sz w:val="24"/>
+          <w:szCs w:val="24"/>
+        </w:rPr>
+        <w:t>PostgreSQL</w:t>
+      </w:r>
+      <w:r>
+        <w:rPr>
+          <w:rFonts w:ascii="Times New Roman" w:eastAsia="Times New Roman" w:hAnsi="Times New Roman" w:cs="Times New Roman"/>
+          <w:b/>
+          <w:bCs/>
+          <w:sz w:val="24"/>
+          <w:szCs w:val="24"/>
+        </w:rPr>
+        <w:t xml:space="preserve"> </w:t>
+      </w:r>
+      <w:r>
+        <w:rPr>
+          <w:rFonts w:ascii="Times New Roman" w:eastAsia="Times New Roman" w:hAnsi="Times New Roman" w:cs="Times New Roman"/>
+          <w:b/>
+          <w:bCs/>
+          <w:sz w:val="24"/>
+          <w:szCs w:val="24"/>
+        </w:rPr>
+        <w:t>as a Backend-as-a-Service (BaaS)</w:t>
       </w:r>
       <w:r>
         <w:rPr>
@@ -10941,6 +10985,7 @@
           <w:sz w:val="24"/>
           <w:szCs w:val="24"/>
         </w:rPr>
+        <w:lastRenderedPageBreak/>
         <w:t>Profile Management UI</w:t>
       </w:r>
     </w:p>
@@ -10963,7 +11008,6 @@
           <w:sz w:val="24"/>
           <w:szCs w:val="24"/>
         </w:rPr>
-        <w:lastRenderedPageBreak/>
         <w:t>Content Upload UI</w:t>
       </w:r>
     </w:p>
@@ -11230,48 +11274,6 @@
           <w:szCs w:val="24"/>
         </w:rPr>
         <w:t>API version management</w:t>
-      </w:r>
-    </w:p>
-    <w:p>
-      <w:pPr>
-        <w:spacing w:before="100" w:beforeAutospacing="1" w:after="100" w:afterAutospacing="1" w:line="240" w:lineRule="auto"/>
-        <w:rPr>
-          <w:rFonts w:ascii="Times New Roman" w:eastAsia="Times New Roman" w:hAnsi="Times New Roman" w:cs="Times New Roman"/>
-          <w:sz w:val="24"/>
-          <w:szCs w:val="24"/>
-        </w:rPr>
-      </w:pPr>
-      <w:r>
-        <w:rPr>
-          <w:rFonts w:ascii="Times New Roman" w:eastAsia="Times New Roman" w:hAnsi="Times New Roman" w:cs="Times New Roman"/>
-          <w:b/>
-          <w:bCs/>
-          <w:sz w:val="24"/>
-          <w:szCs w:val="24"/>
-        </w:rPr>
-        <w:t>Implementation Example:</w:t>
-      </w:r>
-    </w:p>
-    <w:p>
-      <w:pPr>
-        <w:numPr>
-          <w:ilvl w:val="0"/>
-          <w:numId w:val="24"/>
-        </w:numPr>
-        <w:spacing w:before="100" w:beforeAutospacing="1" w:after="100" w:afterAutospacing="1" w:line="240" w:lineRule="auto"/>
-        <w:rPr>
-          <w:rFonts w:ascii="Times New Roman" w:eastAsia="Times New Roman" w:hAnsi="Times New Roman" w:cs="Times New Roman"/>
-          <w:sz w:val="24"/>
-          <w:szCs w:val="24"/>
-        </w:rPr>
-      </w:pPr>
-      <w:r>
-        <w:rPr>
-          <w:rFonts w:ascii="Times New Roman" w:eastAsia="Times New Roman" w:hAnsi="Times New Roman" w:cs="Times New Roman"/>
-          <w:sz w:val="24"/>
-          <w:szCs w:val="24"/>
-        </w:rPr>
-        <w:t>Firebase Hosting + Cloud Functions (API Gateway logic)</w:t>
       </w:r>
     </w:p>
     <w:p>
@@ -11964,1007 +11966,6 @@
     <w:p>
       <w:pPr>
         <w:spacing w:before="100" w:beforeAutospacing="1" w:after="100" w:afterAutospacing="1" w:line="240" w:lineRule="auto"/>
-        <w:rPr>
-          <w:rFonts w:ascii="Times New Roman" w:eastAsia="Times New Roman" w:hAnsi="Times New Roman" w:cs="Times New Roman"/>
-          <w:sz w:val="24"/>
-          <w:szCs w:val="24"/>
-        </w:rPr>
-      </w:pPr>
-      <w:r>
-        <w:rPr>
-          <w:rFonts w:ascii="Times New Roman" w:eastAsia="Times New Roman" w:hAnsi="Times New Roman" w:cs="Times New Roman"/>
-          <w:b/>
-          <w:bCs/>
-          <w:sz w:val="24"/>
-          <w:szCs w:val="24"/>
-        </w:rPr>
-        <w:t>Communication Style:</w:t>
-      </w:r>
-    </w:p>
-    <w:p>
-      <w:pPr>
-        <w:numPr>
-          <w:ilvl w:val="0"/>
-          <w:numId w:val="25"/>
-        </w:numPr>
-        <w:spacing w:before="100" w:beforeAutospacing="1" w:after="100" w:afterAutospacing="1" w:line="240" w:lineRule="auto"/>
-        <w:rPr>
-          <w:rFonts w:ascii="Times New Roman" w:eastAsia="Times New Roman" w:hAnsi="Times New Roman" w:cs="Times New Roman"/>
-          <w:sz w:val="24"/>
-          <w:szCs w:val="24"/>
-        </w:rPr>
-      </w:pPr>
-      <w:r>
-        <w:rPr>
-          <w:rFonts w:ascii="Times New Roman" w:eastAsia="Times New Roman" w:hAnsi="Times New Roman" w:cs="Times New Roman"/>
-          <w:sz w:val="24"/>
-          <w:szCs w:val="24"/>
-        </w:rPr>
-        <w:t>Synchronous: REST APIs</w:t>
-      </w:r>
-    </w:p>
-    <w:p>
-      <w:pPr>
-        <w:numPr>
-          <w:ilvl w:val="0"/>
-          <w:numId w:val="25"/>
-        </w:numPr>
-        <w:spacing w:before="100" w:beforeAutospacing="1" w:after="100" w:afterAutospacing="1" w:line="240" w:lineRule="auto"/>
-        <w:rPr>
-          <w:rFonts w:ascii="Times New Roman" w:eastAsia="Times New Roman" w:hAnsi="Times New Roman" w:cs="Times New Roman"/>
-          <w:sz w:val="24"/>
-          <w:szCs w:val="24"/>
-        </w:rPr>
-      </w:pPr>
-      <w:r>
-        <w:rPr>
-          <w:rFonts w:ascii="Times New Roman" w:eastAsia="Times New Roman" w:hAnsi="Times New Roman" w:cs="Times New Roman"/>
-          <w:sz w:val="24"/>
-          <w:szCs w:val="24"/>
-        </w:rPr>
-        <w:t>Asynchronous: Event triggers (Firebase Cloud Functions)</w:t>
-      </w:r>
-    </w:p>
-    <w:p>
-      <w:pPr>
-        <w:spacing w:before="100" w:beforeAutospacing="1" w:after="100" w:afterAutospacing="1" w:line="240" w:lineRule="auto"/>
-        <w:outlineLvl w:val="2"/>
-        <w:rPr>
-          <w:rFonts w:ascii="Times New Roman" w:eastAsia="Times New Roman" w:hAnsi="Times New Roman" w:cs="Times New Roman"/>
-          <w:b/>
-          <w:bCs/>
-          <w:sz w:val="24"/>
-          <w:szCs w:val="24"/>
-        </w:rPr>
-      </w:pPr>
-      <w:r>
-        <w:rPr>
-          <w:rFonts w:ascii="Times New Roman" w:eastAsia="Times New Roman" w:hAnsi="Times New Roman" w:cs="Times New Roman"/>
-          <w:b/>
-          <w:bCs/>
-          <w:sz w:val="24"/>
-          <w:szCs w:val="24"/>
-        </w:rPr>
-        <w:lastRenderedPageBreak/>
-        <w:t>4. Event-Driven Communication Layer</w:t>
-      </w:r>
-    </w:p>
-    <w:p>
-      <w:pPr>
-        <w:spacing w:before="100" w:beforeAutospacing="1" w:after="100" w:afterAutospacing="1" w:line="240" w:lineRule="auto"/>
-        <w:rPr>
-          <w:rFonts w:ascii="Times New Roman" w:eastAsia="Times New Roman" w:hAnsi="Times New Roman" w:cs="Times New Roman"/>
-          <w:sz w:val="24"/>
-          <w:szCs w:val="24"/>
-        </w:rPr>
-      </w:pPr>
-      <w:r>
-        <w:rPr>
-          <w:rFonts w:ascii="Times New Roman" w:eastAsia="Times New Roman" w:hAnsi="Times New Roman" w:cs="Times New Roman"/>
-          <w:sz w:val="24"/>
-          <w:szCs w:val="24"/>
-        </w:rPr>
-        <w:t xml:space="preserve">The architecture uses </w:t>
-      </w:r>
-      <w:r>
-        <w:rPr>
-          <w:rFonts w:ascii="Times New Roman" w:eastAsia="Times New Roman" w:hAnsi="Times New Roman" w:cs="Times New Roman"/>
-          <w:b/>
-          <w:bCs/>
-          <w:sz w:val="24"/>
-          <w:szCs w:val="24"/>
-        </w:rPr>
-        <w:t>event-based communication</w:t>
-      </w:r>
-      <w:r>
-        <w:rPr>
-          <w:rFonts w:ascii="Times New Roman" w:eastAsia="Times New Roman" w:hAnsi="Times New Roman" w:cs="Times New Roman"/>
-          <w:sz w:val="24"/>
-          <w:szCs w:val="24"/>
-        </w:rPr>
-        <w:t xml:space="preserve"> to ensure loose coupling between services.</w:t>
-      </w:r>
-    </w:p>
-    <w:p>
-      <w:pPr>
-        <w:spacing w:before="100" w:beforeAutospacing="1" w:after="100" w:afterAutospacing="1" w:line="240" w:lineRule="auto"/>
-        <w:rPr>
-          <w:rFonts w:ascii="Times New Roman" w:eastAsia="Times New Roman" w:hAnsi="Times New Roman" w:cs="Times New Roman"/>
-          <w:sz w:val="24"/>
-          <w:szCs w:val="24"/>
-        </w:rPr>
-      </w:pPr>
-      <w:r>
-        <w:rPr>
-          <w:rFonts w:ascii="Times New Roman" w:eastAsia="Times New Roman" w:hAnsi="Times New Roman" w:cs="Times New Roman"/>
-          <w:b/>
-          <w:bCs/>
-          <w:sz w:val="24"/>
-          <w:szCs w:val="24"/>
-        </w:rPr>
-        <w:t>Examples of Events:</w:t>
-      </w:r>
-    </w:p>
-    <w:p>
-      <w:pPr>
-        <w:numPr>
-          <w:ilvl w:val="0"/>
-          <w:numId w:val="26"/>
-        </w:numPr>
-        <w:spacing w:before="100" w:beforeAutospacing="1" w:after="100" w:afterAutospacing="1" w:line="240" w:lineRule="auto"/>
-        <w:rPr>
-          <w:rFonts w:ascii="Times New Roman" w:eastAsia="Times New Roman" w:hAnsi="Times New Roman" w:cs="Times New Roman"/>
-          <w:sz w:val="24"/>
-          <w:szCs w:val="24"/>
-        </w:rPr>
-      </w:pPr>
-      <w:proofErr w:type="spellStart"/>
-      <w:r>
-        <w:rPr>
-          <w:rFonts w:ascii="Times New Roman" w:eastAsia="Times New Roman" w:hAnsi="Times New Roman" w:cs="Times New Roman"/>
-          <w:sz w:val="24"/>
-          <w:szCs w:val="24"/>
-        </w:rPr>
-        <w:t>UserRegistered</w:t>
-      </w:r>
-      <w:proofErr w:type="spellEnd"/>
-    </w:p>
-    <w:p>
-      <w:pPr>
-        <w:numPr>
-          <w:ilvl w:val="0"/>
-          <w:numId w:val="26"/>
-        </w:numPr>
-        <w:spacing w:before="100" w:beforeAutospacing="1" w:after="100" w:afterAutospacing="1" w:line="240" w:lineRule="auto"/>
-        <w:rPr>
-          <w:rFonts w:ascii="Times New Roman" w:eastAsia="Times New Roman" w:hAnsi="Times New Roman" w:cs="Times New Roman"/>
-          <w:sz w:val="24"/>
-          <w:szCs w:val="24"/>
-        </w:rPr>
-      </w:pPr>
-      <w:proofErr w:type="spellStart"/>
-      <w:r>
-        <w:rPr>
-          <w:rFonts w:ascii="Times New Roman" w:eastAsia="Times New Roman" w:hAnsi="Times New Roman" w:cs="Times New Roman"/>
-          <w:sz w:val="24"/>
-          <w:szCs w:val="24"/>
-        </w:rPr>
-        <w:t>CourseEnrolled</w:t>
-      </w:r>
-      <w:proofErr w:type="spellEnd"/>
-    </w:p>
-    <w:p>
-      <w:pPr>
-        <w:numPr>
-          <w:ilvl w:val="0"/>
-          <w:numId w:val="26"/>
-        </w:numPr>
-        <w:spacing w:before="100" w:beforeAutospacing="1" w:after="100" w:afterAutospacing="1" w:line="240" w:lineRule="auto"/>
-        <w:rPr>
-          <w:rFonts w:ascii="Times New Roman" w:eastAsia="Times New Roman" w:hAnsi="Times New Roman" w:cs="Times New Roman"/>
-          <w:sz w:val="24"/>
-          <w:szCs w:val="24"/>
-        </w:rPr>
-      </w:pPr>
-      <w:proofErr w:type="spellStart"/>
-      <w:r>
-        <w:rPr>
-          <w:rFonts w:ascii="Times New Roman" w:eastAsia="Times New Roman" w:hAnsi="Times New Roman" w:cs="Times New Roman"/>
-          <w:sz w:val="24"/>
-          <w:szCs w:val="24"/>
-        </w:rPr>
-        <w:t>PaymentCompleted</w:t>
-      </w:r>
-      <w:proofErr w:type="spellEnd"/>
-    </w:p>
-    <w:p>
-      <w:pPr>
-        <w:numPr>
-          <w:ilvl w:val="0"/>
-          <w:numId w:val="26"/>
-        </w:numPr>
-        <w:spacing w:before="100" w:beforeAutospacing="1" w:after="100" w:afterAutospacing="1" w:line="240" w:lineRule="auto"/>
-        <w:rPr>
-          <w:rFonts w:ascii="Times New Roman" w:eastAsia="Times New Roman" w:hAnsi="Times New Roman" w:cs="Times New Roman"/>
-          <w:sz w:val="24"/>
-          <w:szCs w:val="24"/>
-        </w:rPr>
-      </w:pPr>
-      <w:proofErr w:type="spellStart"/>
-      <w:r>
-        <w:rPr>
-          <w:rFonts w:ascii="Times New Roman" w:eastAsia="Times New Roman" w:hAnsi="Times New Roman" w:cs="Times New Roman"/>
-          <w:sz w:val="24"/>
-          <w:szCs w:val="24"/>
-        </w:rPr>
-        <w:t>MessageSent</w:t>
-      </w:r>
-      <w:proofErr w:type="spellEnd"/>
-    </w:p>
-    <w:p>
-      <w:pPr>
-        <w:numPr>
-          <w:ilvl w:val="0"/>
-          <w:numId w:val="26"/>
-        </w:numPr>
-        <w:spacing w:before="100" w:beforeAutospacing="1" w:after="100" w:afterAutospacing="1" w:line="240" w:lineRule="auto"/>
-        <w:rPr>
-          <w:rFonts w:ascii="Times New Roman" w:eastAsia="Times New Roman" w:hAnsi="Times New Roman" w:cs="Times New Roman"/>
-          <w:sz w:val="24"/>
-          <w:szCs w:val="24"/>
-        </w:rPr>
-      </w:pPr>
-      <w:proofErr w:type="spellStart"/>
-      <w:r>
-        <w:rPr>
-          <w:rFonts w:ascii="Times New Roman" w:eastAsia="Times New Roman" w:hAnsi="Times New Roman" w:cs="Times New Roman"/>
-          <w:sz w:val="24"/>
-          <w:szCs w:val="24"/>
-        </w:rPr>
-        <w:t>ContentUploaded</w:t>
-      </w:r>
-      <w:proofErr w:type="spellEnd"/>
-    </w:p>
-    <w:p>
-      <w:pPr>
-        <w:spacing w:before="100" w:beforeAutospacing="1" w:after="100" w:afterAutospacing="1" w:line="240" w:lineRule="auto"/>
-        <w:rPr>
-          <w:rFonts w:ascii="Times New Roman" w:eastAsia="Times New Roman" w:hAnsi="Times New Roman" w:cs="Times New Roman"/>
-          <w:sz w:val="24"/>
-          <w:szCs w:val="24"/>
-        </w:rPr>
-      </w:pPr>
-      <w:r>
-        <w:rPr>
-          <w:rFonts w:ascii="Times New Roman" w:eastAsia="Times New Roman" w:hAnsi="Times New Roman" w:cs="Times New Roman"/>
-          <w:b/>
-          <w:bCs/>
-          <w:sz w:val="24"/>
-          <w:szCs w:val="24"/>
-        </w:rPr>
-        <w:t>Event Handlers:</w:t>
-      </w:r>
-    </w:p>
-    <w:p>
-      <w:pPr>
-        <w:numPr>
-          <w:ilvl w:val="0"/>
-          <w:numId w:val="27"/>
-        </w:numPr>
-        <w:spacing w:before="100" w:beforeAutospacing="1" w:after="100" w:afterAutospacing="1" w:line="240" w:lineRule="auto"/>
-        <w:rPr>
-          <w:rFonts w:ascii="Times New Roman" w:eastAsia="Times New Roman" w:hAnsi="Times New Roman" w:cs="Times New Roman"/>
-          <w:sz w:val="24"/>
-          <w:szCs w:val="24"/>
-        </w:rPr>
-      </w:pPr>
-      <w:r>
-        <w:rPr>
-          <w:rFonts w:ascii="Times New Roman" w:eastAsia="Times New Roman" w:hAnsi="Times New Roman" w:cs="Times New Roman"/>
-          <w:sz w:val="24"/>
-          <w:szCs w:val="24"/>
-        </w:rPr>
-        <w:t>Firebase Cloud Functions</w:t>
-      </w:r>
-    </w:p>
-    <w:p>
-      <w:pPr>
-        <w:numPr>
-          <w:ilvl w:val="0"/>
-          <w:numId w:val="27"/>
-        </w:numPr>
-        <w:spacing w:before="100" w:beforeAutospacing="1" w:after="100" w:afterAutospacing="1" w:line="240" w:lineRule="auto"/>
-        <w:rPr>
-          <w:rFonts w:ascii="Times New Roman" w:eastAsia="Times New Roman" w:hAnsi="Times New Roman" w:cs="Times New Roman"/>
-          <w:sz w:val="24"/>
-          <w:szCs w:val="24"/>
-        </w:rPr>
-      </w:pPr>
-      <w:r>
-        <w:rPr>
-          <w:rFonts w:ascii="Times New Roman" w:eastAsia="Times New Roman" w:hAnsi="Times New Roman" w:cs="Times New Roman"/>
-          <w:sz w:val="24"/>
-          <w:szCs w:val="24"/>
-        </w:rPr>
-        <w:t>Firebase Event Triggers (</w:t>
-      </w:r>
-      <w:proofErr w:type="spellStart"/>
-      <w:r>
-        <w:rPr>
-          <w:rFonts w:ascii="Times New Roman" w:eastAsia="Times New Roman" w:hAnsi="Times New Roman" w:cs="Times New Roman"/>
-          <w:sz w:val="24"/>
-          <w:szCs w:val="24"/>
-        </w:rPr>
-        <w:t>Firestore</w:t>
-      </w:r>
-      <w:proofErr w:type="spellEnd"/>
-      <w:r>
-        <w:rPr>
-          <w:rFonts w:ascii="Times New Roman" w:eastAsia="Times New Roman" w:hAnsi="Times New Roman" w:cs="Times New Roman"/>
-          <w:sz w:val="24"/>
-          <w:szCs w:val="24"/>
-        </w:rPr>
-        <w:t>/Authentication events)</w:t>
-      </w:r>
-    </w:p>
-    <w:p>
-      <w:pPr>
-        <w:spacing w:before="100" w:beforeAutospacing="1" w:after="100" w:afterAutospacing="1" w:line="240" w:lineRule="auto"/>
-        <w:outlineLvl w:val="2"/>
-        <w:rPr>
-          <w:rFonts w:ascii="Times New Roman" w:eastAsia="Times New Roman" w:hAnsi="Times New Roman" w:cs="Times New Roman"/>
-          <w:b/>
-          <w:bCs/>
-          <w:sz w:val="24"/>
-          <w:szCs w:val="24"/>
-        </w:rPr>
-      </w:pPr>
-      <w:r>
-        <w:rPr>
-          <w:rFonts w:ascii="Times New Roman" w:eastAsia="Times New Roman" w:hAnsi="Times New Roman" w:cs="Times New Roman"/>
-          <w:b/>
-          <w:bCs/>
-          <w:sz w:val="24"/>
-          <w:szCs w:val="24"/>
-        </w:rPr>
-        <w:t>5. Data Layer (Firebase BaaS)</w:t>
-      </w:r>
-    </w:p>
-    <w:p>
-      <w:pPr>
-        <w:spacing w:before="100" w:beforeAutospacing="1" w:after="100" w:afterAutospacing="1" w:line="240" w:lineRule="auto"/>
-        <w:rPr>
-          <w:rFonts w:ascii="Times New Roman" w:eastAsia="Times New Roman" w:hAnsi="Times New Roman" w:cs="Times New Roman"/>
-          <w:sz w:val="24"/>
-          <w:szCs w:val="24"/>
-        </w:rPr>
-      </w:pPr>
-      <w:r>
-        <w:rPr>
-          <w:rFonts w:ascii="Times New Roman" w:eastAsia="Times New Roman" w:hAnsi="Times New Roman" w:cs="Times New Roman"/>
-          <w:sz w:val="24"/>
-          <w:szCs w:val="24"/>
-        </w:rPr>
-        <w:t>Firebase provides fully managed backend services.</w:t>
-      </w:r>
-    </w:p>
-    <w:p>
-      <w:pPr>
-        <w:spacing w:before="100" w:beforeAutospacing="1" w:after="100" w:afterAutospacing="1" w:line="240" w:lineRule="auto"/>
-        <w:rPr>
-          <w:rFonts w:ascii="Times New Roman" w:eastAsia="Times New Roman" w:hAnsi="Times New Roman" w:cs="Times New Roman"/>
-          <w:sz w:val="24"/>
-          <w:szCs w:val="24"/>
-        </w:rPr>
-      </w:pPr>
-      <w:r>
-        <w:rPr>
-          <w:rFonts w:ascii="Times New Roman" w:eastAsia="Times New Roman" w:hAnsi="Times New Roman" w:cs="Times New Roman"/>
-          <w:b/>
-          <w:bCs/>
-          <w:sz w:val="24"/>
-          <w:szCs w:val="24"/>
-        </w:rPr>
-        <w:t>Components:</w:t>
-      </w:r>
-    </w:p>
-    <w:p>
-      <w:pPr>
-        <w:numPr>
-          <w:ilvl w:val="0"/>
-          <w:numId w:val="28"/>
-        </w:numPr>
-        <w:spacing w:before="100" w:beforeAutospacing="1" w:after="100" w:afterAutospacing="1" w:line="240" w:lineRule="auto"/>
-        <w:rPr>
-          <w:rFonts w:ascii="Times New Roman" w:eastAsia="Times New Roman" w:hAnsi="Times New Roman" w:cs="Times New Roman"/>
-          <w:sz w:val="24"/>
-          <w:szCs w:val="24"/>
-        </w:rPr>
-      </w:pPr>
-      <w:r>
-        <w:rPr>
-          <w:rFonts w:ascii="Times New Roman" w:eastAsia="Times New Roman" w:hAnsi="Times New Roman" w:cs="Times New Roman"/>
-          <w:sz w:val="24"/>
-          <w:szCs w:val="24"/>
-        </w:rPr>
-        <w:t>Firebase Authentication</w:t>
-      </w:r>
-    </w:p>
-    <w:p>
-      <w:pPr>
-        <w:numPr>
-          <w:ilvl w:val="0"/>
-          <w:numId w:val="28"/>
-        </w:numPr>
-        <w:spacing w:before="100" w:beforeAutospacing="1" w:after="100" w:afterAutospacing="1" w:line="240" w:lineRule="auto"/>
-        <w:rPr>
-          <w:rFonts w:ascii="Times New Roman" w:eastAsia="Times New Roman" w:hAnsi="Times New Roman" w:cs="Times New Roman"/>
-          <w:sz w:val="24"/>
-          <w:szCs w:val="24"/>
-        </w:rPr>
-      </w:pPr>
-      <w:proofErr w:type="spellStart"/>
-      <w:r>
-        <w:rPr>
-          <w:rFonts w:ascii="Times New Roman" w:eastAsia="Times New Roman" w:hAnsi="Times New Roman" w:cs="Times New Roman"/>
-          <w:sz w:val="24"/>
-          <w:szCs w:val="24"/>
-        </w:rPr>
-        <w:t>Firestore</w:t>
-      </w:r>
-      <w:proofErr w:type="spellEnd"/>
-      <w:r>
-        <w:rPr>
-          <w:rFonts w:ascii="Times New Roman" w:eastAsia="Times New Roman" w:hAnsi="Times New Roman" w:cs="Times New Roman"/>
-          <w:sz w:val="24"/>
-          <w:szCs w:val="24"/>
-        </w:rPr>
-        <w:t xml:space="preserve"> Database</w:t>
-      </w:r>
-    </w:p>
-    <w:p>
-      <w:pPr>
-        <w:numPr>
-          <w:ilvl w:val="0"/>
-          <w:numId w:val="28"/>
-        </w:numPr>
-        <w:spacing w:before="100" w:beforeAutospacing="1" w:after="100" w:afterAutospacing="1" w:line="240" w:lineRule="auto"/>
-        <w:rPr>
-          <w:rFonts w:ascii="Times New Roman" w:eastAsia="Times New Roman" w:hAnsi="Times New Roman" w:cs="Times New Roman"/>
-          <w:sz w:val="24"/>
-          <w:szCs w:val="24"/>
-        </w:rPr>
-      </w:pPr>
-      <w:r>
-        <w:rPr>
-          <w:rFonts w:ascii="Times New Roman" w:eastAsia="Times New Roman" w:hAnsi="Times New Roman" w:cs="Times New Roman"/>
-          <w:sz w:val="24"/>
-          <w:szCs w:val="24"/>
-        </w:rPr>
-        <w:t>Firebase Cloud Storage</w:t>
-      </w:r>
-    </w:p>
-    <w:p>
-      <w:pPr>
-        <w:numPr>
-          <w:ilvl w:val="0"/>
-          <w:numId w:val="28"/>
-        </w:numPr>
-        <w:spacing w:before="100" w:beforeAutospacing="1" w:after="100" w:afterAutospacing="1" w:line="240" w:lineRule="auto"/>
-        <w:rPr>
-          <w:rFonts w:ascii="Times New Roman" w:eastAsia="Times New Roman" w:hAnsi="Times New Roman" w:cs="Times New Roman"/>
-          <w:sz w:val="24"/>
-          <w:szCs w:val="24"/>
-        </w:rPr>
-      </w:pPr>
-      <w:r>
-        <w:rPr>
-          <w:rFonts w:ascii="Times New Roman" w:eastAsia="Times New Roman" w:hAnsi="Times New Roman" w:cs="Times New Roman"/>
-          <w:sz w:val="24"/>
-          <w:szCs w:val="24"/>
-        </w:rPr>
-        <w:t>Firebase Cloud Functions</w:t>
-      </w:r>
-    </w:p>
-    <w:p>
-      <w:pPr>
-        <w:numPr>
-          <w:ilvl w:val="0"/>
-          <w:numId w:val="28"/>
-        </w:numPr>
-        <w:spacing w:before="100" w:beforeAutospacing="1" w:after="100" w:afterAutospacing="1" w:line="240" w:lineRule="auto"/>
-        <w:rPr>
-          <w:rFonts w:ascii="Times New Roman" w:eastAsia="Times New Roman" w:hAnsi="Times New Roman" w:cs="Times New Roman"/>
-          <w:sz w:val="24"/>
-          <w:szCs w:val="24"/>
-        </w:rPr>
-      </w:pPr>
-      <w:r>
-        <w:rPr>
-          <w:rFonts w:ascii="Times New Roman" w:eastAsia="Times New Roman" w:hAnsi="Times New Roman" w:cs="Times New Roman"/>
-          <w:sz w:val="24"/>
-          <w:szCs w:val="24"/>
-        </w:rPr>
-        <w:t>Firebase Cloud Messaging (FCM)</w:t>
-      </w:r>
-    </w:p>
-    <w:p>
-      <w:pPr>
-        <w:spacing w:before="100" w:beforeAutospacing="1" w:after="100" w:afterAutospacing="1" w:line="240" w:lineRule="auto"/>
-        <w:rPr>
-          <w:rFonts w:ascii="Times New Roman" w:eastAsia="Times New Roman" w:hAnsi="Times New Roman" w:cs="Times New Roman"/>
-          <w:sz w:val="24"/>
-          <w:szCs w:val="24"/>
-        </w:rPr>
-      </w:pPr>
-      <w:r>
-        <w:rPr>
-          <w:rFonts w:ascii="Times New Roman" w:eastAsia="Times New Roman" w:hAnsi="Times New Roman" w:cs="Times New Roman"/>
-          <w:b/>
-          <w:bCs/>
-          <w:sz w:val="24"/>
-          <w:szCs w:val="24"/>
-        </w:rPr>
-        <w:t>Responsibilities:</w:t>
-      </w:r>
-    </w:p>
-    <w:p>
-      <w:pPr>
-        <w:numPr>
-          <w:ilvl w:val="0"/>
-          <w:numId w:val="29"/>
-        </w:numPr>
-        <w:spacing w:before="100" w:beforeAutospacing="1" w:after="100" w:afterAutospacing="1" w:line="240" w:lineRule="auto"/>
-        <w:rPr>
-          <w:rFonts w:ascii="Times New Roman" w:eastAsia="Times New Roman" w:hAnsi="Times New Roman" w:cs="Times New Roman"/>
-          <w:sz w:val="24"/>
-          <w:szCs w:val="24"/>
-        </w:rPr>
-      </w:pPr>
-      <w:r>
-        <w:rPr>
-          <w:rFonts w:ascii="Times New Roman" w:eastAsia="Times New Roman" w:hAnsi="Times New Roman" w:cs="Times New Roman"/>
-          <w:sz w:val="24"/>
-          <w:szCs w:val="24"/>
-        </w:rPr>
-        <w:t>Secure user authentication</w:t>
-      </w:r>
-    </w:p>
-    <w:p>
-      <w:pPr>
-        <w:numPr>
-          <w:ilvl w:val="0"/>
-          <w:numId w:val="29"/>
-        </w:numPr>
-        <w:spacing w:before="100" w:beforeAutospacing="1" w:after="100" w:afterAutospacing="1" w:line="240" w:lineRule="auto"/>
-        <w:rPr>
-          <w:rFonts w:ascii="Times New Roman" w:eastAsia="Times New Roman" w:hAnsi="Times New Roman" w:cs="Times New Roman"/>
-          <w:sz w:val="24"/>
-          <w:szCs w:val="24"/>
-        </w:rPr>
-      </w:pPr>
-      <w:r>
-        <w:rPr>
-          <w:rFonts w:ascii="Times New Roman" w:eastAsia="Times New Roman" w:hAnsi="Times New Roman" w:cs="Times New Roman"/>
-          <w:sz w:val="24"/>
-          <w:szCs w:val="24"/>
-        </w:rPr>
-        <w:t>Real-time data synchronization</w:t>
-      </w:r>
-    </w:p>
-    <w:p>
-      <w:pPr>
-        <w:numPr>
-          <w:ilvl w:val="0"/>
-          <w:numId w:val="29"/>
-        </w:numPr>
-        <w:spacing w:before="100" w:beforeAutospacing="1" w:after="100" w:afterAutospacing="1" w:line="240" w:lineRule="auto"/>
-        <w:rPr>
-          <w:rFonts w:ascii="Times New Roman" w:eastAsia="Times New Roman" w:hAnsi="Times New Roman" w:cs="Times New Roman"/>
-          <w:sz w:val="24"/>
-          <w:szCs w:val="24"/>
-        </w:rPr>
-      </w:pPr>
-      <w:r>
-        <w:rPr>
-          <w:rFonts w:ascii="Times New Roman" w:eastAsia="Times New Roman" w:hAnsi="Times New Roman" w:cs="Times New Roman"/>
-          <w:sz w:val="24"/>
-          <w:szCs w:val="24"/>
-        </w:rPr>
-        <w:t>Media storage</w:t>
-      </w:r>
-    </w:p>
-    <w:p>
-      <w:pPr>
-        <w:numPr>
-          <w:ilvl w:val="0"/>
-          <w:numId w:val="29"/>
-        </w:numPr>
-        <w:spacing w:before="100" w:beforeAutospacing="1" w:after="100" w:afterAutospacing="1" w:line="240" w:lineRule="auto"/>
-        <w:rPr>
-          <w:rFonts w:ascii="Times New Roman" w:eastAsia="Times New Roman" w:hAnsi="Times New Roman" w:cs="Times New Roman"/>
-          <w:sz w:val="24"/>
-          <w:szCs w:val="24"/>
-        </w:rPr>
-      </w:pPr>
-      <w:proofErr w:type="spellStart"/>
-      <w:r>
-        <w:rPr>
-          <w:rFonts w:ascii="Times New Roman" w:eastAsia="Times New Roman" w:hAnsi="Times New Roman" w:cs="Times New Roman"/>
-          <w:sz w:val="24"/>
-          <w:szCs w:val="24"/>
-        </w:rPr>
-        <w:t>Serverless</w:t>
-      </w:r>
-      <w:proofErr w:type="spellEnd"/>
-      <w:r>
-        <w:rPr>
-          <w:rFonts w:ascii="Times New Roman" w:eastAsia="Times New Roman" w:hAnsi="Times New Roman" w:cs="Times New Roman"/>
-          <w:sz w:val="24"/>
-          <w:szCs w:val="24"/>
-        </w:rPr>
-        <w:t xml:space="preserve"> business logic execution</w:t>
-      </w:r>
-    </w:p>
-    <w:p>
-      <w:pPr>
-        <w:spacing w:before="100" w:beforeAutospacing="1" w:after="100" w:afterAutospacing="1" w:line="240" w:lineRule="auto"/>
-        <w:outlineLvl w:val="2"/>
-        <w:rPr>
-          <w:rFonts w:ascii="Times New Roman" w:eastAsia="Times New Roman" w:hAnsi="Times New Roman" w:cs="Times New Roman"/>
-          <w:b/>
-          <w:bCs/>
-          <w:sz w:val="24"/>
-          <w:szCs w:val="24"/>
-        </w:rPr>
-      </w:pPr>
-      <w:r>
-        <w:rPr>
-          <w:rFonts w:ascii="Times New Roman" w:eastAsia="Times New Roman" w:hAnsi="Times New Roman" w:cs="Times New Roman"/>
-          <w:b/>
-          <w:bCs/>
-          <w:sz w:val="24"/>
-          <w:szCs w:val="24"/>
-        </w:rPr>
-        <w:t>6. External Integration Layer</w:t>
-      </w:r>
-    </w:p>
-    <w:p>
-      <w:pPr>
-        <w:spacing w:before="100" w:beforeAutospacing="1" w:after="100" w:afterAutospacing="1" w:line="240" w:lineRule="auto"/>
-        <w:rPr>
-          <w:rFonts w:ascii="Times New Roman" w:eastAsia="Times New Roman" w:hAnsi="Times New Roman" w:cs="Times New Roman"/>
-          <w:sz w:val="24"/>
-          <w:szCs w:val="24"/>
-        </w:rPr>
-      </w:pPr>
-      <w:proofErr w:type="gramStart"/>
-      <w:r>
-        <w:rPr>
-          <w:rFonts w:ascii="Times New Roman" w:eastAsia="Times New Roman" w:hAnsi="Times New Roman" w:cs="Times New Roman"/>
-          <w:sz w:val="24"/>
-          <w:szCs w:val="24"/>
-        </w:rPr>
-        <w:t>Handles third-party services.</w:t>
-      </w:r>
-      <w:proofErr w:type="gramEnd"/>
-    </w:p>
-    <w:p>
-      <w:pPr>
-        <w:spacing w:before="100" w:beforeAutospacing="1" w:after="100" w:afterAutospacing="1" w:line="240" w:lineRule="auto"/>
-        <w:rPr>
-          <w:rFonts w:ascii="Times New Roman" w:eastAsia="Times New Roman" w:hAnsi="Times New Roman" w:cs="Times New Roman"/>
-          <w:sz w:val="24"/>
-          <w:szCs w:val="24"/>
-        </w:rPr>
-      </w:pPr>
-      <w:r>
-        <w:rPr>
-          <w:rFonts w:ascii="Times New Roman" w:eastAsia="Times New Roman" w:hAnsi="Times New Roman" w:cs="Times New Roman"/>
-          <w:b/>
-          <w:bCs/>
-          <w:sz w:val="24"/>
-          <w:szCs w:val="24"/>
-        </w:rPr>
-        <w:t>Components:</w:t>
-      </w:r>
-    </w:p>
-    <w:p>
-      <w:pPr>
-        <w:numPr>
-          <w:ilvl w:val="0"/>
-          <w:numId w:val="30"/>
-        </w:numPr>
-        <w:spacing w:before="100" w:beforeAutospacing="1" w:after="100" w:afterAutospacing="1" w:line="240" w:lineRule="auto"/>
-        <w:rPr>
-          <w:rFonts w:ascii="Times New Roman" w:eastAsia="Times New Roman" w:hAnsi="Times New Roman" w:cs="Times New Roman"/>
-          <w:sz w:val="24"/>
-          <w:szCs w:val="24"/>
-        </w:rPr>
-      </w:pPr>
-      <w:r>
-        <w:rPr>
-          <w:rFonts w:ascii="Times New Roman" w:eastAsia="Times New Roman" w:hAnsi="Times New Roman" w:cs="Times New Roman"/>
-          <w:sz w:val="24"/>
-          <w:szCs w:val="24"/>
-        </w:rPr>
-        <w:t>Payment Gateway (e.g., Stripe, PayPal)</w:t>
-      </w:r>
-    </w:p>
-    <w:p>
-      <w:pPr>
-        <w:numPr>
-          <w:ilvl w:val="0"/>
-          <w:numId w:val="30"/>
-        </w:numPr>
-        <w:spacing w:before="100" w:beforeAutospacing="1" w:after="100" w:afterAutospacing="1" w:line="240" w:lineRule="auto"/>
-        <w:rPr>
-          <w:rFonts w:ascii="Times New Roman" w:eastAsia="Times New Roman" w:hAnsi="Times New Roman" w:cs="Times New Roman"/>
-          <w:sz w:val="24"/>
-          <w:szCs w:val="24"/>
-        </w:rPr>
-      </w:pPr>
-      <w:r>
-        <w:rPr>
-          <w:rFonts w:ascii="Times New Roman" w:eastAsia="Times New Roman" w:hAnsi="Times New Roman" w:cs="Times New Roman"/>
-          <w:sz w:val="24"/>
-          <w:szCs w:val="24"/>
-        </w:rPr>
-        <w:t>AI Services (</w:t>
-      </w:r>
-      <w:proofErr w:type="spellStart"/>
-      <w:r>
-        <w:rPr>
-          <w:rFonts w:ascii="Times New Roman" w:eastAsia="Times New Roman" w:hAnsi="Times New Roman" w:cs="Times New Roman"/>
-          <w:sz w:val="24"/>
-          <w:szCs w:val="24"/>
-        </w:rPr>
-        <w:t>OpenAI</w:t>
-      </w:r>
-      <w:proofErr w:type="spellEnd"/>
-      <w:r>
-        <w:rPr>
-          <w:rFonts w:ascii="Times New Roman" w:eastAsia="Times New Roman" w:hAnsi="Times New Roman" w:cs="Times New Roman"/>
-          <w:sz w:val="24"/>
-          <w:szCs w:val="24"/>
-        </w:rPr>
-        <w:t xml:space="preserve"> API for recommendations or chat)</w:t>
-      </w:r>
-    </w:p>
-    <w:p>
-      <w:pPr>
-        <w:spacing w:before="100" w:beforeAutospacing="1" w:after="100" w:afterAutospacing="1" w:line="240" w:lineRule="auto"/>
-        <w:rPr>
-          <w:rFonts w:ascii="Times New Roman" w:eastAsia="Times New Roman" w:hAnsi="Times New Roman" w:cs="Times New Roman"/>
-          <w:sz w:val="24"/>
-          <w:szCs w:val="24"/>
-        </w:rPr>
-      </w:pPr>
-      <w:r>
-        <w:rPr>
-          <w:rFonts w:ascii="Times New Roman" w:eastAsia="Times New Roman" w:hAnsi="Times New Roman" w:cs="Times New Roman"/>
-          <w:b/>
-          <w:bCs/>
-          <w:sz w:val="24"/>
-          <w:szCs w:val="24"/>
-        </w:rPr>
-        <w:t>Style:</w:t>
-      </w:r>
-      <w:r>
-        <w:rPr>
-          <w:rFonts w:ascii="Times New Roman" w:eastAsia="Times New Roman" w:hAnsi="Times New Roman" w:cs="Times New Roman"/>
-          <w:sz w:val="24"/>
-          <w:szCs w:val="24"/>
-        </w:rPr>
-        <w:t xml:space="preserve"> </w:t>
-      </w:r>
-      <w:proofErr w:type="spellStart"/>
-      <w:r>
-        <w:rPr>
-          <w:rFonts w:ascii="Times New Roman" w:eastAsia="Times New Roman" w:hAnsi="Times New Roman" w:cs="Times New Roman"/>
-          <w:sz w:val="24"/>
-          <w:szCs w:val="24"/>
-        </w:rPr>
-        <w:t>Microservices</w:t>
-      </w:r>
-      <w:proofErr w:type="spellEnd"/>
-      <w:r>
-        <w:rPr>
-          <w:rFonts w:ascii="Times New Roman" w:eastAsia="Times New Roman" w:hAnsi="Times New Roman" w:cs="Times New Roman"/>
-          <w:sz w:val="24"/>
-          <w:szCs w:val="24"/>
-        </w:rPr>
-        <w:t xml:space="preserve"> with Firebase BaaS</w:t>
-      </w:r>
-    </w:p>
-    <w:p>
-      <w:pPr>
-        <w:spacing w:before="100" w:beforeAutospacing="1" w:after="100" w:afterAutospacing="1" w:line="240" w:lineRule="auto"/>
-        <w:rPr>
-          <w:rFonts w:ascii="Times New Roman" w:eastAsia="Times New Roman" w:hAnsi="Times New Roman" w:cs="Times New Roman"/>
-          <w:sz w:val="24"/>
-          <w:szCs w:val="24"/>
-        </w:rPr>
-      </w:pPr>
-      <w:r>
-        <w:rPr>
-          <w:rFonts w:ascii="Times New Roman" w:eastAsia="Times New Roman" w:hAnsi="Times New Roman" w:cs="Times New Roman"/>
-          <w:b/>
-          <w:bCs/>
-          <w:sz w:val="24"/>
-          <w:szCs w:val="24"/>
-        </w:rPr>
-        <w:lastRenderedPageBreak/>
-        <w:t>Services:</w:t>
-      </w:r>
-    </w:p>
-    <w:p>
-      <w:pPr>
-        <w:numPr>
-          <w:ilvl w:val="0"/>
-          <w:numId w:val="5"/>
-        </w:numPr>
-        <w:spacing w:before="100" w:beforeAutospacing="1" w:after="100" w:afterAutospacing="1" w:line="240" w:lineRule="auto"/>
-        <w:rPr>
-          <w:rFonts w:ascii="Times New Roman" w:eastAsia="Times New Roman" w:hAnsi="Times New Roman" w:cs="Times New Roman"/>
-          <w:sz w:val="24"/>
-          <w:szCs w:val="24"/>
-        </w:rPr>
-      </w:pPr>
-      <w:proofErr w:type="spellStart"/>
-      <w:r>
-        <w:rPr>
-          <w:rFonts w:ascii="Times New Roman" w:eastAsia="Times New Roman" w:hAnsi="Times New Roman" w:cs="Times New Roman"/>
-          <w:sz w:val="24"/>
-          <w:szCs w:val="24"/>
-        </w:rPr>
-        <w:t>Auth</w:t>
-      </w:r>
-      <w:proofErr w:type="spellEnd"/>
-      <w:r>
-        <w:rPr>
-          <w:rFonts w:ascii="Times New Roman" w:eastAsia="Times New Roman" w:hAnsi="Times New Roman" w:cs="Times New Roman"/>
-          <w:sz w:val="24"/>
-          <w:szCs w:val="24"/>
-        </w:rPr>
-        <w:t xml:space="preserve"> Service (sign up/in, verification)</w:t>
-      </w:r>
-    </w:p>
-    <w:p>
-      <w:pPr>
-        <w:numPr>
-          <w:ilvl w:val="0"/>
-          <w:numId w:val="5"/>
-        </w:numPr>
-        <w:spacing w:before="100" w:beforeAutospacing="1" w:after="100" w:afterAutospacing="1" w:line="240" w:lineRule="auto"/>
-        <w:rPr>
-          <w:rFonts w:ascii="Times New Roman" w:eastAsia="Times New Roman" w:hAnsi="Times New Roman" w:cs="Times New Roman"/>
-          <w:sz w:val="24"/>
-          <w:szCs w:val="24"/>
-        </w:rPr>
-      </w:pPr>
-      <w:r>
-        <w:rPr>
-          <w:rFonts w:ascii="Times New Roman" w:eastAsia="Times New Roman" w:hAnsi="Times New Roman" w:cs="Times New Roman"/>
-          <w:sz w:val="24"/>
-          <w:szCs w:val="24"/>
-        </w:rPr>
-        <w:t>User Service (profiles, student/tutor roles)</w:t>
-      </w:r>
-    </w:p>
-    <w:p>
-      <w:pPr>
-        <w:numPr>
-          <w:ilvl w:val="0"/>
-          <w:numId w:val="5"/>
-        </w:numPr>
-        <w:spacing w:before="100" w:beforeAutospacing="1" w:after="100" w:afterAutospacing="1" w:line="240" w:lineRule="auto"/>
-        <w:rPr>
-          <w:rFonts w:ascii="Times New Roman" w:eastAsia="Times New Roman" w:hAnsi="Times New Roman" w:cs="Times New Roman"/>
-          <w:sz w:val="24"/>
-          <w:szCs w:val="24"/>
-        </w:rPr>
-      </w:pPr>
-      <w:r>
-        <w:rPr>
-          <w:rFonts w:ascii="Times New Roman" w:eastAsia="Times New Roman" w:hAnsi="Times New Roman" w:cs="Times New Roman"/>
-          <w:sz w:val="24"/>
-          <w:szCs w:val="24"/>
-        </w:rPr>
-        <w:t>Course Service (lessons, categories, pricing)</w:t>
-      </w:r>
-    </w:p>
-    <w:p>
-      <w:pPr>
-        <w:numPr>
-          <w:ilvl w:val="0"/>
-          <w:numId w:val="5"/>
-        </w:numPr>
-        <w:spacing w:before="100" w:beforeAutospacing="1" w:after="100" w:afterAutospacing="1" w:line="240" w:lineRule="auto"/>
-        <w:rPr>
-          <w:rFonts w:ascii="Times New Roman" w:eastAsia="Times New Roman" w:hAnsi="Times New Roman" w:cs="Times New Roman"/>
-          <w:sz w:val="24"/>
-          <w:szCs w:val="24"/>
-        </w:rPr>
-      </w:pPr>
-      <w:r>
-        <w:rPr>
-          <w:rFonts w:ascii="Times New Roman" w:eastAsia="Times New Roman" w:hAnsi="Times New Roman" w:cs="Times New Roman"/>
-          <w:sz w:val="24"/>
-          <w:szCs w:val="24"/>
-        </w:rPr>
-        <w:t>Payment Service (MTN/Orange integration, checkout)</w:t>
-      </w:r>
-    </w:p>
-    <w:p>
-      <w:pPr>
-        <w:numPr>
-          <w:ilvl w:val="0"/>
-          <w:numId w:val="5"/>
-        </w:numPr>
-        <w:spacing w:before="100" w:beforeAutospacing="1" w:after="100" w:afterAutospacing="1" w:line="240" w:lineRule="auto"/>
-        <w:rPr>
-          <w:rFonts w:ascii="Times New Roman" w:eastAsia="Times New Roman" w:hAnsi="Times New Roman" w:cs="Times New Roman"/>
-          <w:sz w:val="24"/>
-          <w:szCs w:val="24"/>
-        </w:rPr>
-      </w:pPr>
-      <w:r>
-        <w:rPr>
-          <w:rFonts w:ascii="Times New Roman" w:eastAsia="Times New Roman" w:hAnsi="Times New Roman" w:cs="Times New Roman"/>
-          <w:sz w:val="24"/>
-          <w:szCs w:val="24"/>
-        </w:rPr>
-        <w:t>Messaging Service (inbox, real-time chat)</w:t>
-      </w:r>
-    </w:p>
-    <w:p>
-      <w:pPr>
-        <w:numPr>
-          <w:ilvl w:val="0"/>
-          <w:numId w:val="5"/>
-        </w:numPr>
-        <w:spacing w:before="100" w:beforeAutospacing="1" w:after="100" w:afterAutospacing="1" w:line="240" w:lineRule="auto"/>
-        <w:rPr>
-          <w:rFonts w:ascii="Times New Roman" w:eastAsia="Times New Roman" w:hAnsi="Times New Roman" w:cs="Times New Roman"/>
-          <w:sz w:val="24"/>
-          <w:szCs w:val="24"/>
-        </w:rPr>
-      </w:pPr>
-      <w:r>
-        <w:rPr>
-          <w:rFonts w:ascii="Times New Roman" w:eastAsia="Times New Roman" w:hAnsi="Times New Roman" w:cs="Times New Roman"/>
-          <w:sz w:val="24"/>
-          <w:szCs w:val="24"/>
-        </w:rPr>
-        <w:t>Content Service (upload, gallery/folder management)</w:t>
-      </w:r>
-    </w:p>
-    <w:p>
-      <w:pPr>
-        <w:numPr>
-          <w:ilvl w:val="0"/>
-          <w:numId w:val="5"/>
-        </w:numPr>
-        <w:spacing w:before="100" w:beforeAutospacing="1" w:after="100" w:afterAutospacing="1" w:line="240" w:lineRule="auto"/>
-        <w:rPr>
-          <w:rFonts w:ascii="Times New Roman" w:eastAsia="Times New Roman" w:hAnsi="Times New Roman" w:cs="Times New Roman"/>
-          <w:sz w:val="24"/>
-          <w:szCs w:val="24"/>
-        </w:rPr>
-      </w:pPr>
-      <w:r>
-        <w:rPr>
-          <w:rFonts w:ascii="Times New Roman" w:eastAsia="Times New Roman" w:hAnsi="Times New Roman" w:cs="Times New Roman"/>
-          <w:sz w:val="24"/>
-          <w:szCs w:val="24"/>
-        </w:rPr>
-        <w:t>Notification Service (settings, push notifications)</w:t>
-      </w:r>
-    </w:p>
-    <w:p>
-      <w:pPr>
-        <w:spacing w:before="100" w:beforeAutospacing="1" w:after="100" w:afterAutospacing="1" w:line="240" w:lineRule="auto"/>
         <w:ind w:left="720"/>
         <w:rPr>
           <w:rFonts w:ascii="Times New Roman" w:hAnsi="Times New Roman" w:cs="Times New Roman"/>
@@ -13095,6 +12096,7 @@
           <w:sz w:val="24"/>
           <w:szCs w:val="24"/>
         </w:rPr>
+        <w:lastRenderedPageBreak/>
         <w:t xml:space="preserve">The mobile application acts as the </w:t>
       </w:r>
       <w:r>
@@ -13297,7 +12299,23 @@
           <w:sz w:val="24"/>
           <w:szCs w:val="24"/>
         </w:rPr>
-        <w:t xml:space="preserve">Firebase provides the </w:t>
+        <w:t>PostgreSQL</w:t>
+      </w:r>
+      <w:r>
+        <w:rPr>
+          <w:rFonts w:ascii="Times New Roman" w:eastAsia="Times New Roman" w:hAnsi="Times New Roman" w:cs="Times New Roman"/>
+          <w:sz w:val="24"/>
+          <w:szCs w:val="24"/>
+        </w:rPr>
+        <w:t xml:space="preserve"> </w:t>
+      </w:r>
+      <w:r>
+        <w:rPr>
+          <w:rFonts w:ascii="Times New Roman" w:eastAsia="Times New Roman" w:hAnsi="Times New Roman" w:cs="Times New Roman"/>
+          <w:sz w:val="24"/>
+          <w:szCs w:val="24"/>
+        </w:rPr>
+        <w:t xml:space="preserve">provides the </w:t>
       </w:r>
       <w:r>
         <w:rPr>
@@ -13315,7 +12333,31 @@
           <w:sz w:val="24"/>
           <w:szCs w:val="24"/>
         </w:rPr>
-        <w:t xml:space="preserve">, offering managed services including Firebase Authentication for secure user access, </w:t>
+        <w:t xml:space="preserve">, offering managed services including </w:t>
+      </w:r>
+      <w:r>
+        <w:rPr>
+          <w:rFonts w:ascii="Times New Roman" w:eastAsia="Times New Roman" w:hAnsi="Times New Roman" w:cs="Times New Roman"/>
+          <w:sz w:val="24"/>
+          <w:szCs w:val="24"/>
+        </w:rPr>
+        <w:t>PostgreSQL</w:t>
+      </w:r>
+      <w:r>
+        <w:rPr>
+          <w:rFonts w:ascii="Times New Roman" w:eastAsia="Times New Roman" w:hAnsi="Times New Roman" w:cs="Times New Roman"/>
+          <w:sz w:val="24"/>
+          <w:szCs w:val="24"/>
+        </w:rPr>
+        <w:t xml:space="preserve"> </w:t>
+      </w:r>
+      <w:r>
+        <w:rPr>
+          <w:rFonts w:ascii="Times New Roman" w:eastAsia="Times New Roman" w:hAnsi="Times New Roman" w:cs="Times New Roman"/>
+          <w:sz w:val="24"/>
+          <w:szCs w:val="24"/>
+        </w:rPr>
+        <w:t xml:space="preserve">Authentication for secure user access, </w:t>
       </w:r>
       <w:proofErr w:type="spellStart"/>
       <w:r>
@@ -13423,7 +12465,6 @@
           <w:sz w:val="24"/>
           <w:szCs w:val="24"/>
         </w:rPr>
-        <w:lastRenderedPageBreak/>
         <w:t xml:space="preserve">Overall, this architecture ensures </w:t>
       </w:r>
       <w:r>
@@ -13489,17 +12530,17 @@
       </w:pPr>
       <w:r>
         <w:rPr>
-          <w:rFonts w:ascii="Algerian" w:hAnsi="Algerian"/>
-          <w:b/>
+          <w:rFonts w:ascii="Times New Roman" w:eastAsia="Times New Roman" w:hAnsi="Times New Roman" w:cs="Times New Roman"/>
           <w:noProof/>
-          <w:sz w:val="40"/>
-          <w:szCs w:val="40"/>
-        </w:rPr>
+          <w:sz w:val="36"/>
+          <w:szCs w:val="36"/>
+        </w:rPr>
+        <w:lastRenderedPageBreak/>
         <w:drawing>
-          <wp:inline distT="0" distB="0" distL="0" distR="0" wp14:anchorId="46F71444" wp14:editId="0FD146FA">
-            <wp:extent cx="5943600" cy="2536212"/>
+          <wp:inline distT="0" distB="0" distL="0" distR="0">
+            <wp:extent cx="5943600" cy="5680596"/>
             <wp:effectExtent l="0" t="0" r="0" b="0"/>
-            <wp:docPr id="1" name="Image 1" descr="C:\Users\jbc\OneDrive\Desktop\WhatsApp Image 2025-12-31 at 04.03.47_a5e8e94b.jpg"/>
+            <wp:docPr id="16" name="Image 16" descr="C:\Users\jbc\AppData\Local\Packages\5319275A.WhatsAppDesktop_cv1g1gvanyjgm\TempState\EE4117572AFBC0CF760F70714AF0EC52\WhatsApp Image 2025-12-31 at 11.11.41_53aedc77.jpg"/>
             <wp:cNvGraphicFramePr>
               <a:graphicFrameLocks xmlns:a="http://schemas.openxmlformats.org/drawingml/2006/main" noChangeAspect="1"/>
             </wp:cNvGraphicFramePr>
@@ -13507,13 +12548,13 @@
               <a:graphicData uri="http://schemas.openxmlformats.org/drawingml/2006/picture">
                 <pic:pic xmlns:pic="http://schemas.openxmlformats.org/drawingml/2006/picture">
                   <pic:nvPicPr>
-                    <pic:cNvPr id="0" name="Picture 1" descr="C:\Users\jbc\OneDrive\Desktop\WhatsApp Image 2025-12-31 at 04.03.47_a5e8e94b.jpg"/>
+                    <pic:cNvPr id="0" name="Picture 1" descr="C:\Users\jbc\AppData\Local\Packages\5319275A.WhatsAppDesktop_cv1g1gvanyjgm\TempState\EE4117572AFBC0CF760F70714AF0EC52\WhatsApp Image 2025-12-31 at 11.11.41_53aedc77.jpg"/>
                     <pic:cNvPicPr>
                       <a:picLocks noChangeAspect="1" noChangeArrowheads="1"/>
                     </pic:cNvPicPr>
                   </pic:nvPicPr>
                   <pic:blipFill>
-                    <a:blip r:embed="rId16">
+                    <a:blip r:embed="rId17" cstate="print">
                       <a:extLst>
                         <a:ext uri="{28A0092B-C50C-407E-A947-70E740481C1C}">
                           <a14:useLocalDpi xmlns:a14="http://schemas.microsoft.com/office/drawing/2010/main" val="0"/>
@@ -13528,7 +12569,7 @@
                   <pic:spPr bwMode="auto">
                     <a:xfrm>
                       <a:off x="0" y="0"/>
-                      <a:ext cx="5943600" cy="2536212"/>
+                      <a:ext cx="5943600" cy="5680596"/>
                     </a:xfrm>
                     <a:prstGeom prst="rect">
                       <a:avLst/>
@@ -13653,7 +12694,14 @@
           <w:sz w:val="24"/>
           <w:szCs w:val="24"/>
         </w:rPr>
-        <w:t>Automatic scaling handled by Firebase</w:t>
+        <w:t xml:space="preserve">Automatic scaling handled by </w:t>
+      </w:r>
+      <w:r>
+        <w:rPr>
+          <w:sz w:val="24"/>
+          <w:szCs w:val="24"/>
+        </w:rPr>
+        <w:t>PostgreSQL</w:t>
       </w:r>
     </w:p>
     <w:p>
@@ -13688,6 +12736,7 @@
           <w:sz w:val="24"/>
           <w:szCs w:val="24"/>
         </w:rPr>
+        <w:lastRenderedPageBreak/>
         <w:t>Clear service boundaries reduce complexity</w:t>
       </w:r>
     </w:p>
@@ -13811,7 +12860,6 @@
         <w:pStyle w:val="font-claude-response-body"/>
       </w:pPr>
       <w:r>
-        <w:lastRenderedPageBreak/>
         <w:t xml:space="preserve">✅ </w:t>
       </w:r>
       <w:r>
@@ -14271,6 +13319,7 @@
           <w:sz w:val="24"/>
           <w:szCs w:val="24"/>
         </w:rPr>
+        <w:lastRenderedPageBreak/>
         <w:t>Requires understanding of distributed systems</w:t>
       </w:r>
     </w:p>
@@ -14401,7 +13450,6 @@
           <w:sz w:val="24"/>
           <w:szCs w:val="24"/>
         </w:rPr>
-        <w:lastRenderedPageBreak/>
         <w:t>Heavy dependence on Firebase ecosystem</w:t>
       </w:r>
     </w:p>
@@ -14859,7 +13907,7 @@
                     </pic:cNvPicPr>
                   </pic:nvPicPr>
                   <pic:blipFill>
-                    <a:blip r:embed="rId17" cstate="print">
+                    <a:blip r:embed="rId18" cstate="print">
                       <a:extLst>
                         <a:ext uri="{28A0092B-C50C-407E-A947-70E740481C1C}">
                           <a14:useLocalDpi xmlns:a14="http://schemas.microsoft.com/office/drawing/2010/main" val="0"/>
@@ -14952,7 +14000,7 @@
                     </pic:cNvPicPr>
                   </pic:nvPicPr>
                   <pic:blipFill>
-                    <a:blip r:embed="rId18" cstate="print">
+                    <a:blip r:embed="rId19" cstate="print">
                       <a:extLst>
                         <a:ext uri="{28A0092B-C50C-407E-A947-70E740481C1C}">
                           <a14:useLocalDpi xmlns:a14="http://schemas.microsoft.com/office/drawing/2010/main" val="0"/>
@@ -15046,7 +14094,7 @@
                     </pic:cNvPicPr>
                   </pic:nvPicPr>
                   <pic:blipFill>
-                    <a:blip r:embed="rId19" cstate="print">
+                    <a:blip r:embed="rId20" cstate="print">
                       <a:extLst>
                         <a:ext uri="{28A0092B-C50C-407E-A947-70E740481C1C}">
                           <a14:useLocalDpi xmlns:a14="http://schemas.microsoft.com/office/drawing/2010/main" val="0"/>
@@ -15134,7 +14182,7 @@
                     </pic:cNvPicPr>
                   </pic:nvPicPr>
                   <pic:blipFill>
-                    <a:blip r:embed="rId20" cstate="print">
+                    <a:blip r:embed="rId21" cstate="print">
                       <a:extLst>
                         <a:ext uri="{28A0092B-C50C-407E-A947-70E740481C1C}">
                           <a14:useLocalDpi xmlns:a14="http://schemas.microsoft.com/office/drawing/2010/main" val="0"/>
@@ -16712,7 +15760,7 @@
                     </pic:cNvPicPr>
                   </pic:nvPicPr>
                   <pic:blipFill>
-                    <a:blip r:embed="rId21">
+                    <a:blip r:embed="rId22">
                       <a:extLst>
                         <a:ext uri="{28A0092B-C50C-407E-A947-70E740481C1C}">
                           <a14:useLocalDpi xmlns:a14="http://schemas.microsoft.com/office/drawing/2010/main" val="0"/>
@@ -17203,7 +16251,7 @@
                     </pic:cNvPicPr>
                   </pic:nvPicPr>
                   <pic:blipFill>
-                    <a:blip r:embed="rId22" cstate="print">
+                    <a:blip r:embed="rId23" cstate="print">
                       <a:extLst>
                         <a:ext uri="{28A0092B-C50C-407E-A947-70E740481C1C}">
                           <a14:useLocalDpi xmlns:a14="http://schemas.microsoft.com/office/drawing/2010/main" val="0"/>
@@ -17410,7 +16458,7 @@
                     </pic:cNvPicPr>
                   </pic:nvPicPr>
                   <pic:blipFill>
-                    <a:blip r:embed="rId17" cstate="print">
+                    <a:blip r:embed="rId18" cstate="print">
                       <a:extLst>
                         <a:ext uri="{28A0092B-C50C-407E-A947-70E740481C1C}">
                           <a14:useLocalDpi xmlns:a14="http://schemas.microsoft.com/office/drawing/2010/main" val="0"/>
@@ -17479,7 +16527,7 @@
                     </pic:cNvPicPr>
                   </pic:nvPicPr>
                   <pic:blipFill>
-                    <a:blip r:embed="rId18" cstate="print">
+                    <a:blip r:embed="rId19" cstate="print">
                       <a:extLst>
                         <a:ext uri="{28A0092B-C50C-407E-A947-70E740481C1C}">
                           <a14:useLocalDpi xmlns:a14="http://schemas.microsoft.com/office/drawing/2010/main" val="0"/>
@@ -17549,7 +16597,7 @@
                     </pic:cNvPicPr>
                   </pic:nvPicPr>
                   <pic:blipFill>
-                    <a:blip r:embed="rId19" cstate="print">
+                    <a:blip r:embed="rId20" cstate="print">
                       <a:extLst>
                         <a:ext uri="{28A0092B-C50C-407E-A947-70E740481C1C}">
                           <a14:useLocalDpi xmlns:a14="http://schemas.microsoft.com/office/drawing/2010/main" val="0"/>
@@ -17618,7 +16666,7 @@
                     </pic:cNvPicPr>
                   </pic:nvPicPr>
                   <pic:blipFill>
-                    <a:blip r:embed="rId20" cstate="print">
+                    <a:blip r:embed="rId21" cstate="print">
                       <a:extLst>
                         <a:ext uri="{28A0092B-C50C-407E-A947-70E740481C1C}">
                           <a14:useLocalDpi xmlns:a14="http://schemas.microsoft.com/office/drawing/2010/main" val="0"/>
@@ -17730,7 +16778,7 @@
                     </pic:cNvPicPr>
                   </pic:nvPicPr>
                   <pic:blipFill>
-                    <a:blip r:embed="rId23" cstate="print">
+                    <a:blip r:embed="rId24" cstate="print">
                       <a:extLst>
                         <a:ext uri="{28A0092B-C50C-407E-A947-70E740481C1C}">
                           <a14:useLocalDpi xmlns:a14="http://schemas.microsoft.com/office/drawing/2010/main" val="0"/>
@@ -17816,7 +16864,7 @@
                     </pic:cNvPicPr>
                   </pic:nvPicPr>
                   <pic:blipFill>
-                    <a:blip r:embed="rId24">
+                    <a:blip r:embed="rId25">
                       <a:extLst>
                         <a:ext uri="{28A0092B-C50C-407E-A947-70E740481C1C}">
                           <a14:useLocalDpi xmlns:a14="http://schemas.microsoft.com/office/drawing/2010/main" val="0"/>
@@ -17936,64 +16984,8 @@
           <w:szCs w:val="28"/>
         </w:rPr>
       </w:pPr>
-      <w:r>
-        <w:rPr>
-          <w:rFonts w:eastAsiaTheme="majorEastAsia"/>
-          <w:b/>
-          <w:bCs/>
-          <w:noProof/>
-          <w:sz w:val="28"/>
-          <w:szCs w:val="28"/>
-        </w:rPr>
-        <w:drawing>
-          <wp:inline distT="0" distB="0" distL="0" distR="0" wp14:anchorId="1EBE5EA6" wp14:editId="0841D9DA">
-            <wp:extent cx="5732145" cy="3339213"/>
-            <wp:effectExtent l="0" t="0" r="1905" b="0"/>
-            <wp:docPr id="15" name="Image 15" descr="C:\Users\jbc\AppData\Local\Packages\5319275A.WhatsAppDesktop_cv1g1gvanyjgm\TempState\668F33215F65FAF17F6F7F1D7F4B5FC8\WhatsApp Image 2025-12-30 at 15.15.21_c7635b9c.jpg"/>
-            <wp:cNvGraphicFramePr>
-              <a:graphicFrameLocks xmlns:a="http://schemas.openxmlformats.org/drawingml/2006/main" noChangeAspect="1"/>
-            </wp:cNvGraphicFramePr>
-            <a:graphic xmlns:a="http://schemas.openxmlformats.org/drawingml/2006/main">
-              <a:graphicData uri="http://schemas.openxmlformats.org/drawingml/2006/picture">
-                <pic:pic xmlns:pic="http://schemas.openxmlformats.org/drawingml/2006/picture">
-                  <pic:nvPicPr>
-                    <pic:cNvPr id="0" name="Picture 14" descr="C:\Users\jbc\AppData\Local\Packages\5319275A.WhatsAppDesktop_cv1g1gvanyjgm\TempState\668F33215F65FAF17F6F7F1D7F4B5FC8\WhatsApp Image 2025-12-30 at 15.15.21_c7635b9c.jpg"/>
-                    <pic:cNvPicPr>
-                      <a:picLocks noChangeAspect="1" noChangeArrowheads="1"/>
-                    </pic:cNvPicPr>
-                  </pic:nvPicPr>
-                  <pic:blipFill>
-                    <a:blip r:embed="rId25" cstate="print">
-                      <a:extLst>
-                        <a:ext uri="{28A0092B-C50C-407E-A947-70E740481C1C}">
-                          <a14:useLocalDpi xmlns:a14="http://schemas.microsoft.com/office/drawing/2010/main" val="0"/>
-                        </a:ext>
-                      </a:extLst>
-                    </a:blip>
-                    <a:srcRect/>
-                    <a:stretch>
-                      <a:fillRect/>
-                    </a:stretch>
-                  </pic:blipFill>
-                  <pic:spPr bwMode="auto">
-                    <a:xfrm>
-                      <a:off x="0" y="0"/>
-                      <a:ext cx="5732145" cy="3339213"/>
-                    </a:xfrm>
-                    <a:prstGeom prst="rect">
-                      <a:avLst/>
-                    </a:prstGeom>
-                    <a:noFill/>
-                    <a:ln>
-                      <a:noFill/>
-                    </a:ln>
-                  </pic:spPr>
-                </pic:pic>
-              </a:graphicData>
-            </a:graphic>
-          </wp:inline>
-        </w:drawing>
-      </w:r>
+      <w:bookmarkStart w:id="0" w:name="_GoBack"/>
+      <w:bookmarkEnd w:id="0"/>
       <w:r>
         <w:rPr>
           <w:rStyle w:val="lev"/>
@@ -25852,4 +24844,16 @@
   <a:objectDefaults/>
   <a:extraClrSchemeLst/>
 </a:theme>
+</file>
+
+<file path=customXml/item1.xml><?xml version="1.0" encoding="utf-8"?>
+<b:Sources xmlns:b="http://schemas.openxmlformats.org/officeDocument/2006/bibliography" xmlns="http://schemas.openxmlformats.org/officeDocument/2006/bibliography" SelectedStyle="\APA.XSL" StyleName="APA"/>
+</file>
+
+<file path=customXml/itemProps1.xml><?xml version="1.0" encoding="utf-8"?>
+<ds:datastoreItem xmlns:ds="http://schemas.openxmlformats.org/officeDocument/2006/customXml" ds:itemID="{CBB8D64A-B7C5-444F-856B-5DD90E5CC04E}">
+  <ds:schemaRefs>
+    <ds:schemaRef ds:uri="http://schemas.openxmlformats.org/officeDocument/2006/bibliography"/>
+  </ds:schemaRefs>
+</ds:datastoreItem>
 </file>